--- a/ind/docx/45.content.docx
+++ b/ind/docx/45.content.docx
@@ -4,49 +4,89 @@
   <w:body>
     <w:p/>
     <w:p>
-      <w:r/>
+      <w:pPr/>
+      <w:r>
+        <w:rPr>
+          <w:lang w:val="id_ID" w:bidi="id_ID"/>
+        </w:rPr>
+      </w:r>
     </w:p>
     <w:p>
       <w:pPr>
         <w:pStyle w:val="Heading2"/>
       </w:pPr>
       <w:r>
+        <w:rPr>
+          <w:lang w:val="id_ID" w:bidi="id_ID"/>
+        </w:rPr>
         <w:t>Resource: Catatan Studi (Tyndale)</w:t>
       </w:r>
-      <w:r/>
+      <w:r>
+        <w:rPr>
+          <w:lang w:val="id_ID" w:bidi="id_ID"/>
+        </w:rPr>
+      </w:r>
     </w:p>
     <w:p>
       <w:pPr>
         <w:pStyle w:val="Heading2"/>
       </w:pPr>
       <w:r>
+        <w:rPr>
+          <w:lang w:val="id_ID" w:bidi="id_ID"/>
+        </w:rPr>
         <w:t>License Information</w:t>
       </w:r>
-      <w:r/>
-    </w:p>
-    <w:p>
-      <w:r/>
+      <w:r>
+        <w:rPr>
+          <w:lang w:val="id_ID" w:bidi="id_ID"/>
+        </w:rPr>
+      </w:r>
+    </w:p>
+    <w:p>
+      <w:pPr/>
+      <w:r>
+        <w:rPr>
+          <w:lang w:val="id_ID" w:bidi="id_ID"/>
+        </w:rPr>
+      </w:r>
       <w:r>
         <w:rPr>
           <w:b/>
+          <w:lang w:val="id_ID" w:bidi="id_ID"/>
         </w:rPr>
         <w:t>Catatan Studi (Tyndale)</w:t>
       </w:r>
       <w:r>
+        <w:rPr>
+          <w:lang w:val="id_ID" w:bidi="id_ID"/>
+        </w:rPr>
         <w:t xml:space="preserve"> (Indonesian) is based on</w:t>
       </w:r>
       <w:r>
+        <w:rPr>
+          <w:lang w:val="id_ID" w:bidi="id_ID"/>
+        </w:rPr>
         <w:t xml:space="preserve">: </w:t>
       </w:r>
       <w:r>
+        <w:rPr>
+          <w:lang w:val="id_ID" w:bidi="id_ID"/>
+        </w:rPr>
         <w:t>Tyndale Open Study Notes</w:t>
       </w:r>
       <w:r>
+        <w:rPr>
+          <w:lang w:val="id_ID" w:bidi="id_ID"/>
+        </w:rPr>
         <w:t xml:space="preserve">, </w:t>
       </w:r>
       <w:hyperlink r:id="rId13">
         <w:r>
           <w:rPr>
+            <w:lang w:val="id_ID" w:bidi="id_ID"/>
+          </w:rPr>
+          <w:rPr>
             <w:color w:val="0000EE"/>
             <w:u w:val="single"/>
           </w:rPr>
@@ -54,11 +94,17 @@
         </w:r>
       </w:hyperlink>
       <w:r>
+        <w:rPr>
+          <w:lang w:val="id_ID" w:bidi="id_ID"/>
+        </w:rPr>
         <w:t xml:space="preserve">, 2019, which is licensed under a </w:t>
       </w:r>
       <w:hyperlink r:id="rId14">
         <w:r>
           <w:rPr>
+            <w:lang w:val="id_ID" w:bidi="id_ID"/>
+          </w:rPr>
+          <w:rPr>
             <w:color w:val="0000EE"/>
             <w:u w:val="single"/>
           </w:rPr>
@@ -66,23 +112,49 @@
         </w:r>
       </w:hyperlink>
       <w:r>
+        <w:rPr>
+          <w:lang w:val="id_ID" w:bidi="id_ID"/>
+        </w:rPr>
         <w:t>.</w:t>
       </w:r>
-      <w:r/>
-    </w:p>
-    <w:p>
-      <w:r/>
-      <w:r>
+      <w:r>
+        <w:rPr>
+          <w:lang w:val="id_ID" w:bidi="id_ID"/>
+        </w:rPr>
+      </w:r>
+    </w:p>
+    <w:p>
+      <w:pPr/>
+      <w:r>
+        <w:rPr>
+          <w:lang w:val="id_ID" w:bidi="id_ID"/>
+        </w:rPr>
+      </w:r>
+      <w:r>
+        <w:rPr>
+          <w:lang w:val="id_ID" w:bidi="id_ID"/>
+        </w:rPr>
         <w:t>This PDF version is provided under the same license.</w:t>
       </w:r>
-      <w:r/>
-      <w:r/>
+      <w:r>
+        <w:rPr>
+          <w:lang w:val="id_ID" w:bidi="id_ID"/>
+        </w:rPr>
+      </w:r>
+      <w:r>
+        <w:rPr>
+          <w:lang w:val="id_ID" w:bidi="id_ID"/>
+        </w:rPr>
+      </w:r>
     </w:p>
     <w:p>
       <w:pPr>
         <w:pStyle w:val="Heading1"/>
       </w:pPr>
       <w:r>
+        <w:rPr>
+          <w:lang w:val="id_ID" w:bidi="id_ID"/>
+        </w:rPr>
         <w:t>Catatan Studi (Tyndale)</w:t>
       </w:r>
     </w:p>
@@ -105,34 +177,72 @@
       </w:pPr>
     </w:p>
     <w:p>
-      <w:r/>
+      <w:pPr/>
+      <w:r>
+        <w:rPr>
+          <w:lang w:val="id_ID" w:bidi="id_ID"/>
+        </w:rPr>
+      </w:r>
     </w:p>
     <w:p>
       <w:pPr>
         <w:pStyle w:val="Heading2"/>
       </w:pPr>
       <w:r>
+        <w:rPr>
+          <w:lang w:val="id_ID" w:bidi="id_ID"/>
+        </w:rPr>
         <w:t>ROM</w:t>
       </w:r>
-      <w:r/>
-    </w:p>
-    <w:p>
-      <w:r/>
+      <w:r>
+        <w:rPr>
+          <w:lang w:val="id_ID" w:bidi="id_ID"/>
+        </w:rPr>
+      </w:r>
+    </w:p>
+    <w:p>
+      <w:pPr/>
+      <w:r>
+        <w:rPr>
+          <w:lang w:val="id_ID" w:bidi="id_ID"/>
+        </w:rPr>
+      </w:r>
       <w:r>
         <w:rPr>
           <w:i/>
+          <w:lang w:val="id_ID" w:bidi="id_ID"/>
         </w:rPr>
         <w:t>Roma 1:1, Roma 1:1–17, Roma 1:3, Roma 1:3–4, Roma 1:4, Roma 1:5, Roma 1:7, Roma 1:9, Roma 1:11, Roma 1:13, Roma 1:14, Roma 1:16, Roma 1:17, Roma 1:18, Roma 1:18–3.20, Roma 1:21, Roma 1:24, Roma 1:26, Roma 1:27, Roma 1:28, Roma 1:29–31, Roma 1:32, Roma 2:1–5, Roma 2:4, Roma 2:6–11, Roma 2:7, Roma 2:8, Roma 2:12, Roma 2:13, Roma 2:14–15, Roma 2:16, Roma 2:17–20, Roma 2:21–22, Roma 2:22, Roma 2:24, Roma 2:25, Roma 2:26, Roma 2:29, Roma 3:1</w:t>
       </w:r>
-      <w:r/>
-    </w:p>
-    <w:p>
-      <w:r/>
-      <w:r>
+      <w:r>
+        <w:rPr>
+          <w:lang w:val="id_ID" w:bidi="id_ID"/>
+        </w:rPr>
+      </w:r>
+    </w:p>
+    <w:p>
+      <w:pPr/>
+      <w:r>
+        <w:rPr>
+          <w:lang w:val="id_ID" w:bidi="id_ID"/>
+        </w:rPr>
+      </w:r>
+      <w:r>
+        <w:rPr>
+          <w:lang w:val="id_ID" w:bidi="id_ID"/>
+        </w:rPr>
         <w:t xml:space="preserve"> </w:t>
       </w:r>
-      <w:r/>
-      <w:r/>
+      <w:r>
+        <w:rPr>
+          <w:lang w:val="id_ID" w:bidi="id_ID"/>
+        </w:rPr>
+      </w:r>
+      <w:r>
+        <w:rPr>
+          <w:lang w:val="id_ID" w:bidi="id_ID"/>
+        </w:rPr>
+      </w:r>
     </w:p>
     <w:p>
       <w:pPr>
@@ -150,34 +260,61 @@
       </w:pPr>
     </w:p>
     <w:p>
-      <w:r/>
+      <w:pPr/>
+      <w:r>
+        <w:rPr>
+          <w:lang w:val="id_ID" w:bidi="id_ID"/>
+        </w:rPr>
+      </w:r>
     </w:p>
     <w:p>
       <w:pPr>
         <w:pStyle w:val="Heading2"/>
       </w:pPr>
       <w:r>
+        <w:rPr>
+          <w:lang w:val="id_ID" w:bidi="id_ID"/>
+        </w:rPr>
         <w:t>Roma 1:1</w:t>
       </w:r>
-      <w:r/>
-    </w:p>
-    <w:p>
-      <w:r/>
-      <w:r>
+      <w:r>
+        <w:rPr>
+          <w:lang w:val="id_ID" w:bidi="id_ID"/>
+        </w:rPr>
+      </w:r>
+    </w:p>
+    <w:p>
+      <w:pPr/>
+      <w:r>
+        <w:rPr>
+          <w:lang w:val="id_ID" w:bidi="id_ID"/>
+        </w:rPr>
+      </w:r>
+      <w:r>
+        <w:rPr>
+          <w:lang w:val="id_ID" w:bidi="id_ID"/>
+        </w:rPr>
         <w:t xml:space="preserve">Hamba Kristus Yesus: Kata </w:t>
       </w:r>
       <w:r>
         <w:rPr>
           <w:i/>
+          <w:lang w:val="id_ID" w:bidi="id_ID"/>
         </w:rPr>
         <w:t>Hamba</w:t>
       </w:r>
       <w:r>
+        <w:rPr>
+          <w:lang w:val="id_ID" w:bidi="id_ID"/>
+        </w:rPr>
         <w:t xml:space="preserve"> dalam Perjanjian Lama, digunakan untuk para pemimpin yang penting atas umat Allah, seperti Musa (</w:t>
       </w:r>
       <w:hyperlink r:id="rId15">
         <w:r>
           <w:rPr>
+            <w:lang w:val="id_ID" w:bidi="id_ID"/>
+          </w:rPr>
+          <w:rPr>
             <w:color w:val="0000EE"/>
             <w:u w:val="single"/>
           </w:rPr>
@@ -185,11 +322,17 @@
         </w:r>
       </w:hyperlink>
       <w:r>
+        <w:rPr>
+          <w:lang w:val="id_ID" w:bidi="id_ID"/>
+        </w:rPr>
         <w:t>), Yosua (</w:t>
       </w:r>
       <w:hyperlink r:id="rId16">
         <w:r>
           <w:rPr>
+            <w:lang w:val="id_ID" w:bidi="id_ID"/>
+          </w:rPr>
+          <w:rPr>
             <w:color w:val="0000EE"/>
             <w:u w:val="single"/>
           </w:rPr>
@@ -197,11 +340,17 @@
         </w:r>
       </w:hyperlink>
       <w:r>
+        <w:rPr>
+          <w:lang w:val="id_ID" w:bidi="id_ID"/>
+        </w:rPr>
         <w:t>), Elia (</w:t>
       </w:r>
       <w:hyperlink r:id="rId17">
         <w:r>
           <w:rPr>
+            <w:lang w:val="id_ID" w:bidi="id_ID"/>
+          </w:rPr>
+          <w:rPr>
             <w:color w:val="0000EE"/>
             <w:u w:val="single"/>
           </w:rPr>
@@ -209,11 +358,17 @@
         </w:r>
       </w:hyperlink>
       <w:r>
+        <w:rPr>
+          <w:lang w:val="id_ID" w:bidi="id_ID"/>
+        </w:rPr>
         <w:t>), dan Daud (</w:t>
       </w:r>
       <w:hyperlink r:id="rId18">
         <w:r>
           <w:rPr>
+            <w:lang w:val="id_ID" w:bidi="id_ID"/>
+          </w:rPr>
+          <w:rPr>
             <w:color w:val="0000EE"/>
             <w:u w:val="single"/>
           </w:rPr>
@@ -221,20 +376,30 @@
         </w:r>
       </w:hyperlink>
       <w:r>
+        <w:rPr>
+          <w:lang w:val="id_ID" w:bidi="id_ID"/>
+        </w:rPr>
         <w:t xml:space="preserve">). Gelar ini menekankan ketaatan penuh Paulus kepada Kristus sebagai Tuhan. • dikhususkan (secara harfiah </w:t>
       </w:r>
       <w:r>
         <w:rPr>
           <w:i/>
+          <w:lang w:val="id_ID" w:bidi="id_ID"/>
         </w:rPr>
         <w:t>dipisahkan</w:t>
       </w:r>
       <w:r>
+        <w:rPr>
+          <w:lang w:val="id_ID" w:bidi="id_ID"/>
+        </w:rPr>
         <w:t>): Paulus mungkin merujuk pada pemisahan oleh Allah untuk misinya sebelum ia lahir, seperti nabi Yeremia (</w:t>
       </w:r>
       <w:hyperlink r:id="rId19">
         <w:r>
           <w:rPr>
+            <w:lang w:val="id_ID" w:bidi="id_ID"/>
+          </w:rPr>
+          <w:rPr>
             <w:color w:val="0000EE"/>
             <w:u w:val="single"/>
           </w:rPr>
@@ -242,11 +407,17 @@
         </w:r>
       </w:hyperlink>
       <w:r>
+        <w:rPr>
+          <w:lang w:val="id_ID" w:bidi="id_ID"/>
+        </w:rPr>
         <w:t>). Ia mungkin juga merujuk pada panggilan Allah saat pertobatannya di Jalan Damsyik (</w:t>
       </w:r>
       <w:hyperlink r:id="rId20">
         <w:r>
           <w:rPr>
+            <w:lang w:val="id_ID" w:bidi="id_ID"/>
+          </w:rPr>
+          <w:rPr>
             <w:color w:val="0000EE"/>
             <w:u w:val="single"/>
           </w:rPr>
@@ -254,11 +425,17 @@
         </w:r>
       </w:hyperlink>
       <w:r>
+        <w:rPr>
+          <w:lang w:val="id_ID" w:bidi="id_ID"/>
+        </w:rPr>
         <w:t xml:space="preserve">; bandingkan </w:t>
       </w:r>
       <w:hyperlink r:id="rId21">
         <w:r>
           <w:rPr>
+            <w:lang w:val="id_ID" w:bidi="id_ID"/>
+          </w:rPr>
+          <w:rPr>
             <w:color w:val="0000EE"/>
             <w:u w:val="single"/>
           </w:rPr>
@@ -266,11 +443,17 @@
         </w:r>
       </w:hyperlink>
       <w:r>
+        <w:rPr>
+          <w:lang w:val="id_ID" w:bidi="id_ID"/>
+        </w:rPr>
         <w:t>), untuk memberitakan Kabar Baik kepada orang Yahudi dan terutama kepada bangsa-bangsa lain. • Kabar Baik, atau “Injil,” adalah topik yang sering muncul di awal surat ini (</w:t>
       </w:r>
       <w:hyperlink r:id="rId22">
         <w:r>
           <w:rPr>
+            <w:lang w:val="id_ID" w:bidi="id_ID"/>
+          </w:rPr>
+          <w:rPr>
             <w:color w:val="0000EE"/>
             <w:u w:val="single"/>
           </w:rPr>
@@ -278,11 +461,17 @@
         </w:r>
       </w:hyperlink>
       <w:r>
+        <w:rPr>
+          <w:lang w:val="id_ID" w:bidi="id_ID"/>
+        </w:rPr>
         <w:t xml:space="preserve">, </w:t>
       </w:r>
       <w:hyperlink r:id="rId23">
         <w:r>
           <w:rPr>
+            <w:lang w:val="id_ID" w:bidi="id_ID"/>
+          </w:rPr>
+          <w:rPr>
             <w:color w:val="0000EE"/>
             <w:u w:val="single"/>
           </w:rPr>
@@ -290,11 +479,17 @@
         </w:r>
       </w:hyperlink>
       <w:r>
+        <w:rPr>
+          <w:lang w:val="id_ID" w:bidi="id_ID"/>
+        </w:rPr>
         <w:t xml:space="preserve">, </w:t>
       </w:r>
       <w:hyperlink r:id="rId24">
         <w:r>
           <w:rPr>
+            <w:lang w:val="id_ID" w:bidi="id_ID"/>
+          </w:rPr>
+          <w:rPr>
             <w:color w:val="0000EE"/>
             <w:u w:val="single"/>
           </w:rPr>
@@ -302,11 +497,17 @@
         </w:r>
       </w:hyperlink>
       <w:r>
+        <w:rPr>
+          <w:lang w:val="id_ID" w:bidi="id_ID"/>
+        </w:rPr>
         <w:t xml:space="preserve">, </w:t>
       </w:r>
       <w:hyperlink r:id="rId25">
         <w:r>
           <w:rPr>
+            <w:lang w:val="id_ID" w:bidi="id_ID"/>
+          </w:rPr>
+          <w:rPr>
             <w:color w:val="0000EE"/>
             <w:u w:val="single"/>
           </w:rPr>
@@ -314,11 +515,17 @@
         </w:r>
       </w:hyperlink>
       <w:r>
+        <w:rPr>
+          <w:lang w:val="id_ID" w:bidi="id_ID"/>
+        </w:rPr>
         <w:t>). Paulus mengambil kata ini dari Perjanjian Lama, di mana padanan dalam bahasa Ibrani merujuk pada kemenangan yang Allah raih untuk para umat-Nya (</w:t>
       </w:r>
       <w:hyperlink r:id="rId26">
         <w:r>
           <w:rPr>
+            <w:lang w:val="id_ID" w:bidi="id_ID"/>
+          </w:rPr>
+          <w:rPr>
             <w:color w:val="0000EE"/>
             <w:u w:val="single"/>
           </w:rPr>
@@ -326,11 +533,17 @@
         </w:r>
       </w:hyperlink>
       <w:r>
+        <w:rPr>
+          <w:lang w:val="id_ID" w:bidi="id_ID"/>
+        </w:rPr>
         <w:t xml:space="preserve">; </w:t>
       </w:r>
       <w:hyperlink r:id="rId27">
         <w:r>
           <w:rPr>
+            <w:lang w:val="id_ID" w:bidi="id_ID"/>
+          </w:rPr>
+          <w:rPr>
             <w:color w:val="0000EE"/>
             <w:u w:val="single"/>
           </w:rPr>
@@ -338,11 +551,17 @@
         </w:r>
       </w:hyperlink>
       <w:r>
+        <w:rPr>
+          <w:lang w:val="id_ID" w:bidi="id_ID"/>
+        </w:rPr>
         <w:t xml:space="preserve">; </w:t>
       </w:r>
       <w:hyperlink r:id="rId28">
         <w:r>
           <w:rPr>
+            <w:lang w:val="id_ID" w:bidi="id_ID"/>
+          </w:rPr>
+          <w:rPr>
             <w:color w:val="0000EE"/>
             <w:u w:val="single"/>
           </w:rPr>
@@ -350,11 +569,17 @@
         </w:r>
       </w:hyperlink>
       <w:r>
+        <w:rPr>
+          <w:lang w:val="id_ID" w:bidi="id_ID"/>
+        </w:rPr>
         <w:t xml:space="preserve">; </w:t>
       </w:r>
       <w:hyperlink r:id="rId29">
         <w:r>
           <w:rPr>
+            <w:lang w:val="id_ID" w:bidi="id_ID"/>
+          </w:rPr>
+          <w:rPr>
             <w:color w:val="0000EE"/>
             <w:u w:val="single"/>
           </w:rPr>
@@ -362,11 +587,17 @@
         </w:r>
       </w:hyperlink>
       <w:r>
+        <w:rPr>
+          <w:lang w:val="id_ID" w:bidi="id_ID"/>
+        </w:rPr>
         <w:t xml:space="preserve">; </w:t>
       </w:r>
       <w:hyperlink r:id="rId30">
         <w:r>
           <w:rPr>
+            <w:lang w:val="id_ID" w:bidi="id_ID"/>
+          </w:rPr>
+          <w:rPr>
             <w:color w:val="0000EE"/>
             <w:u w:val="single"/>
           </w:rPr>
@@ -374,11 +605,17 @@
         </w:r>
       </w:hyperlink>
       <w:r>
+        <w:rPr>
+          <w:lang w:val="id_ID" w:bidi="id_ID"/>
+        </w:rPr>
         <w:t xml:space="preserve">; lihat </w:t>
       </w:r>
       <w:hyperlink r:id="rId31">
         <w:r>
           <w:rPr>
+            <w:lang w:val="id_ID" w:bidi="id_ID"/>
+          </w:rPr>
+          <w:rPr>
             <w:color w:val="0000EE"/>
             <w:u w:val="single"/>
           </w:rPr>
@@ -386,31 +623,65 @@
         </w:r>
       </w:hyperlink>
       <w:r>
+        <w:rPr>
+          <w:lang w:val="id_ID" w:bidi="id_ID"/>
+        </w:rPr>
         <w:t>).</w:t>
       </w:r>
-      <w:r/>
-      <w:r/>
-    </w:p>
-    <w:p>
-      <w:r/>
+      <w:r>
+        <w:rPr>
+          <w:lang w:val="id_ID" w:bidi="id_ID"/>
+        </w:rPr>
+      </w:r>
+      <w:r>
+        <w:rPr>
+          <w:lang w:val="id_ID" w:bidi="id_ID"/>
+        </w:rPr>
+      </w:r>
+    </w:p>
+    <w:p>
+      <w:pPr/>
+      <w:r>
+        <w:rPr>
+          <w:lang w:val="id_ID" w:bidi="id_ID"/>
+        </w:rPr>
+      </w:r>
     </w:p>
     <w:p>
       <w:pPr>
         <w:pStyle w:val="Heading2"/>
       </w:pPr>
       <w:r>
+        <w:rPr>
+          <w:lang w:val="id_ID" w:bidi="id_ID"/>
+        </w:rPr>
         <w:t>Roma 1:1–17</w:t>
       </w:r>
-      <w:r/>
-    </w:p>
-    <w:p>
-      <w:r/>
-      <w:r>
+      <w:r>
+        <w:rPr>
+          <w:lang w:val="id_ID" w:bidi="id_ID"/>
+        </w:rPr>
+      </w:r>
+    </w:p>
+    <w:p>
+      <w:pPr/>
+      <w:r>
+        <w:rPr>
+          <w:lang w:val="id_ID" w:bidi="id_ID"/>
+        </w:rPr>
+      </w:r>
+      <w:r>
+        <w:rPr>
+          <w:lang w:val="id_ID" w:bidi="id_ID"/>
+        </w:rPr>
         <w:t>Ayat-ayat ini berisi ciri-ciri umum dari pengantar surat Perjanjian Baru: identitas penulis (</w:t>
       </w:r>
       <w:hyperlink r:id="rId32">
         <w:r>
           <w:rPr>
+            <w:lang w:val="id_ID" w:bidi="id_ID"/>
+          </w:rPr>
+          <w:rPr>
             <w:color w:val="0000EE"/>
             <w:u w:val="single"/>
           </w:rPr>
@@ -418,11 +689,17 @@
         </w:r>
       </w:hyperlink>
       <w:r>
+        <w:rPr>
+          <w:lang w:val="id_ID" w:bidi="id_ID"/>
+        </w:rPr>
         <w:t>) dan penerima (</w:t>
       </w:r>
       <w:hyperlink r:id="rId33">
         <w:r>
           <w:rPr>
+            <w:lang w:val="id_ID" w:bidi="id_ID"/>
+          </w:rPr>
+          <w:rPr>
             <w:color w:val="0000EE"/>
             <w:u w:val="single"/>
           </w:rPr>
@@ -430,11 +707,17 @@
         </w:r>
       </w:hyperlink>
       <w:r>
+        <w:rPr>
+          <w:lang w:val="id_ID" w:bidi="id_ID"/>
+        </w:rPr>
         <w:t>), ucapan syukur (</w:t>
       </w:r>
       <w:hyperlink r:id="rId34">
         <w:r>
           <w:rPr>
+            <w:lang w:val="id_ID" w:bidi="id_ID"/>
+          </w:rPr>
+          <w:rPr>
             <w:color w:val="0000EE"/>
             <w:u w:val="single"/>
           </w:rPr>
@@ -442,11 +725,17 @@
         </w:r>
       </w:hyperlink>
       <w:r>
+        <w:rPr>
+          <w:lang w:val="id_ID" w:bidi="id_ID"/>
+        </w:rPr>
         <w:t>), serta tema surat (</w:t>
       </w:r>
       <w:hyperlink r:id="rId35">
         <w:r>
           <w:rPr>
+            <w:lang w:val="id_ID" w:bidi="id_ID"/>
+          </w:rPr>
+          <w:rPr>
             <w:color w:val="0000EE"/>
             <w:u w:val="single"/>
           </w:rPr>
@@ -454,49 +743,91 @@
         </w:r>
       </w:hyperlink>
       <w:r>
+        <w:rPr>
+          <w:lang w:val="id_ID" w:bidi="id_ID"/>
+        </w:rPr>
         <w:t>).</w:t>
       </w:r>
-      <w:r/>
-      <w:r/>
-    </w:p>
-    <w:p>
-      <w:r/>
+      <w:r>
+        <w:rPr>
+          <w:lang w:val="id_ID" w:bidi="id_ID"/>
+        </w:rPr>
+      </w:r>
+      <w:r>
+        <w:rPr>
+          <w:lang w:val="id_ID" w:bidi="id_ID"/>
+        </w:rPr>
+      </w:r>
+    </w:p>
+    <w:p>
+      <w:pPr/>
+      <w:r>
+        <w:rPr>
+          <w:lang w:val="id_ID" w:bidi="id_ID"/>
+        </w:rPr>
+      </w:r>
     </w:p>
     <w:p>
       <w:pPr>
         <w:pStyle w:val="Heading2"/>
       </w:pPr>
       <w:r>
+        <w:rPr>
+          <w:lang w:val="id_ID" w:bidi="id_ID"/>
+        </w:rPr>
         <w:t>Roma 1:3</w:t>
       </w:r>
-      <w:r/>
-    </w:p>
-    <w:p>
-      <w:r/>
-      <w:r>
+      <w:r>
+        <w:rPr>
+          <w:lang w:val="id_ID" w:bidi="id_ID"/>
+        </w:rPr>
+      </w:r>
+    </w:p>
+    <w:p>
+      <w:pPr/>
+      <w:r>
+        <w:rPr>
+          <w:lang w:val="id_ID" w:bidi="id_ID"/>
+        </w:rPr>
+      </w:r>
+      <w:r>
+        <w:rPr>
+          <w:lang w:val="id_ID" w:bidi="id_ID"/>
+        </w:rPr>
         <w:t xml:space="preserve">yang menurut daging (secara harfiah </w:t>
       </w:r>
       <w:r>
         <w:rPr>
           <w:i/>
+          <w:lang w:val="id_ID" w:bidi="id_ID"/>
         </w:rPr>
         <w:t>Mengenai daging</w:t>
       </w:r>
       <w:r>
+        <w:rPr>
+          <w:lang w:val="id_ID" w:bidi="id_ID"/>
+        </w:rPr>
         <w:t xml:space="preserve">): Paulus sering menggunakan istilah "daging" (Yunani </w:t>
       </w:r>
       <w:r>
         <w:rPr>
           <w:i/>
+          <w:lang w:val="id_ID" w:bidi="id_ID"/>
         </w:rPr>
         <w:t>sarx</w:t>
       </w:r>
       <w:r>
+        <w:rPr>
+          <w:lang w:val="id_ID" w:bidi="id_ID"/>
+        </w:rPr>
         <w:t xml:space="preserve">) untuk merujuk pada keberadaan atau kehidupan jasmani di dunia ini (mis., </w:t>
       </w:r>
       <w:hyperlink r:id="rId36">
         <w:r>
           <w:rPr>
+            <w:lang w:val="id_ID" w:bidi="id_ID"/>
+          </w:rPr>
+          <w:rPr>
             <w:color w:val="0000EE"/>
             <w:u w:val="single"/>
           </w:rPr>
@@ -504,11 +835,17 @@
         </w:r>
       </w:hyperlink>
       <w:r>
+        <w:rPr>
+          <w:lang w:val="id_ID" w:bidi="id_ID"/>
+        </w:rPr>
         <w:t xml:space="preserve">; </w:t>
       </w:r>
       <w:hyperlink r:id="rId37">
         <w:r>
           <w:rPr>
+            <w:lang w:val="id_ID" w:bidi="id_ID"/>
+          </w:rPr>
+          <w:rPr>
             <w:color w:val="0000EE"/>
             <w:u w:val="single"/>
           </w:rPr>
@@ -516,11 +853,17 @@
         </w:r>
       </w:hyperlink>
       <w:r>
+        <w:rPr>
+          <w:lang w:val="id_ID" w:bidi="id_ID"/>
+        </w:rPr>
         <w:t>). • Paulus menyebut garis keturunan keluarga Raja Daud karena Allah berjanji bahwa keturunan Daud akan menjadi Mesias dan akan diberikan kerajaan yang kekal (</w:t>
       </w:r>
       <w:hyperlink r:id="rId38">
         <w:r>
           <w:rPr>
+            <w:lang w:val="id_ID" w:bidi="id_ID"/>
+          </w:rPr>
+          <w:rPr>
             <w:color w:val="0000EE"/>
             <w:u w:val="single"/>
           </w:rPr>
@@ -528,11 +871,17 @@
         </w:r>
       </w:hyperlink>
       <w:r>
+        <w:rPr>
+          <w:lang w:val="id_ID" w:bidi="id_ID"/>
+        </w:rPr>
         <w:t xml:space="preserve">; lihat </w:t>
       </w:r>
       <w:hyperlink r:id="rId39">
         <w:r>
           <w:rPr>
+            <w:lang w:val="id_ID" w:bidi="id_ID"/>
+          </w:rPr>
+          <w:rPr>
             <w:color w:val="0000EE"/>
             <w:u w:val="single"/>
           </w:rPr>
@@ -540,11 +889,17 @@
         </w:r>
       </w:hyperlink>
       <w:r>
+        <w:rPr>
+          <w:lang w:val="id_ID" w:bidi="id_ID"/>
+        </w:rPr>
         <w:t xml:space="preserve">; </w:t>
       </w:r>
       <w:hyperlink r:id="rId40">
         <w:r>
           <w:rPr>
+            <w:lang w:val="id_ID" w:bidi="id_ID"/>
+          </w:rPr>
+          <w:rPr>
             <w:color w:val="0000EE"/>
             <w:u w:val="single"/>
           </w:rPr>
@@ -552,11 +907,17 @@
         </w:r>
       </w:hyperlink>
       <w:r>
+        <w:rPr>
+          <w:lang w:val="id_ID" w:bidi="id_ID"/>
+        </w:rPr>
         <w:t>). Yesus lahir dalam garis keturunan Daud (</w:t>
       </w:r>
       <w:hyperlink r:id="rId41">
         <w:r>
           <w:rPr>
+            <w:lang w:val="id_ID" w:bidi="id_ID"/>
+          </w:rPr>
+          <w:rPr>
             <w:color w:val="0000EE"/>
             <w:u w:val="single"/>
           </w:rPr>
@@ -564,11 +925,17 @@
         </w:r>
       </w:hyperlink>
       <w:r>
+        <w:rPr>
+          <w:lang w:val="id_ID" w:bidi="id_ID"/>
+        </w:rPr>
         <w:t xml:space="preserve">; </w:t>
       </w:r>
       <w:hyperlink r:id="rId42">
         <w:r>
           <w:rPr>
+            <w:lang w:val="id_ID" w:bidi="id_ID"/>
+          </w:rPr>
+          <w:rPr>
             <w:color w:val="0000EE"/>
             <w:u w:val="single"/>
           </w:rPr>
@@ -576,11 +943,17 @@
         </w:r>
       </w:hyperlink>
       <w:r>
+        <w:rPr>
+          <w:lang w:val="id_ID" w:bidi="id_ID"/>
+        </w:rPr>
         <w:t xml:space="preserve">, </w:t>
       </w:r>
       <w:hyperlink r:id="rId43">
         <w:r>
           <w:rPr>
+            <w:lang w:val="id_ID" w:bidi="id_ID"/>
+          </w:rPr>
+          <w:rPr>
             <w:color w:val="0000EE"/>
             <w:u w:val="single"/>
           </w:rPr>
@@ -588,51 +961,113 @@
         </w:r>
       </w:hyperlink>
       <w:r>
+        <w:rPr>
+          <w:lang w:val="id_ID" w:bidi="id_ID"/>
+        </w:rPr>
         <w:t>), sehingga dia memenuhi syarat untuk memenuhi janji Allah.</w:t>
       </w:r>
-      <w:r/>
-      <w:r/>
-    </w:p>
-    <w:p>
-      <w:r/>
+      <w:r>
+        <w:rPr>
+          <w:lang w:val="id_ID" w:bidi="id_ID"/>
+        </w:rPr>
+      </w:r>
+      <w:r>
+        <w:rPr>
+          <w:lang w:val="id_ID" w:bidi="id_ID"/>
+        </w:rPr>
+      </w:r>
+    </w:p>
+    <w:p>
+      <w:pPr/>
+      <w:r>
+        <w:rPr>
+          <w:lang w:val="id_ID" w:bidi="id_ID"/>
+        </w:rPr>
+      </w:r>
     </w:p>
     <w:p>
       <w:pPr>
         <w:pStyle w:val="Heading2"/>
       </w:pPr>
       <w:r>
+        <w:rPr>
+          <w:lang w:val="id_ID" w:bidi="id_ID"/>
+        </w:rPr>
         <w:t>Roma 1:3–4</w:t>
       </w:r>
-      <w:r/>
-    </w:p>
-    <w:p>
-      <w:r/>
-      <w:r>
+      <w:r>
+        <w:rPr>
+          <w:lang w:val="id_ID" w:bidi="id_ID"/>
+        </w:rPr>
+      </w:r>
+    </w:p>
+    <w:p>
+      <w:pPr/>
+      <w:r>
+        <w:rPr>
+          <w:lang w:val="id_ID" w:bidi="id_ID"/>
+        </w:rPr>
+      </w:r>
+      <w:r>
+        <w:rPr>
+          <w:lang w:val="id_ID" w:bidi="id_ID"/>
+        </w:rPr>
         <w:t>Dalam bahasa Yunani, ayat-ayat ini disusun dalam bentuk paralel yang terstruktur dengan cermat; Paulus mungkin mengutip pernyataan iman atau nyanyian Kristen awal tentang Yesus Kristus sebagai Anak Allah untuk membangun dasar yang sama bagi orang-orang Kristen di Roma, yang belum pernah ia kunjungi.</w:t>
       </w:r>
-      <w:r/>
-      <w:r/>
-    </w:p>
-    <w:p>
-      <w:r/>
+      <w:r>
+        <w:rPr>
+          <w:lang w:val="id_ID" w:bidi="id_ID"/>
+        </w:rPr>
+      </w:r>
+      <w:r>
+        <w:rPr>
+          <w:lang w:val="id_ID" w:bidi="id_ID"/>
+        </w:rPr>
+      </w:r>
+    </w:p>
+    <w:p>
+      <w:pPr/>
+      <w:r>
+        <w:rPr>
+          <w:lang w:val="id_ID" w:bidi="id_ID"/>
+        </w:rPr>
+      </w:r>
     </w:p>
     <w:p>
       <w:pPr>
         <w:pStyle w:val="Heading2"/>
       </w:pPr>
       <w:r>
+        <w:rPr>
+          <w:lang w:val="id_ID" w:bidi="id_ID"/>
+        </w:rPr>
         <w:t>Roma 1:4</w:t>
       </w:r>
-      <w:r/>
-    </w:p>
-    <w:p>
-      <w:r/>
-      <w:r>
+      <w:r>
+        <w:rPr>
+          <w:lang w:val="id_ID" w:bidi="id_ID"/>
+        </w:rPr>
+      </w:r>
+    </w:p>
+    <w:p>
+      <w:pPr/>
+      <w:r>
+        <w:rPr>
+          <w:lang w:val="id_ID" w:bidi="id_ID"/>
+        </w:rPr>
+      </w:r>
+      <w:r>
+        <w:rPr>
+          <w:lang w:val="id_ID" w:bidi="id_ID"/>
+        </w:rPr>
         <w:t>dinyatakan oleh kebangkitan-Nya: Meskipun Yesus ada secara kekal sebagai Anak Allah (</w:t>
       </w:r>
       <w:hyperlink r:id="rId44">
         <w:r>
           <w:rPr>
+            <w:lang w:val="id_ID" w:bidi="id_ID"/>
+          </w:rPr>
+          <w:rPr>
             <w:color w:val="0000EE"/>
             <w:u w:val="single"/>
           </w:rPr>
@@ -640,34 +1075,71 @@
         </w:r>
       </w:hyperlink>
       <w:r>
+        <w:rPr>
+          <w:lang w:val="id_ID" w:bidi="id_ID"/>
+        </w:rPr>
         <w:t>), kebangkitan-Nya menegaskan atau membuktikan Dia sebagai Anak Allah, menyatakan Dia dalam segala kuasa dan kemuliaan-Nya.</w:t>
       </w:r>
-      <w:r/>
-      <w:r/>
-    </w:p>
-    <w:p>
-      <w:r/>
+      <w:r>
+        <w:rPr>
+          <w:lang w:val="id_ID" w:bidi="id_ID"/>
+        </w:rPr>
+      </w:r>
+      <w:r>
+        <w:rPr>
+          <w:lang w:val="id_ID" w:bidi="id_ID"/>
+        </w:rPr>
+      </w:r>
+    </w:p>
+    <w:p>
+      <w:pPr/>
+      <w:r>
+        <w:rPr>
+          <w:lang w:val="id_ID" w:bidi="id_ID"/>
+        </w:rPr>
+      </w:r>
     </w:p>
     <w:p>
       <w:pPr>
         <w:pStyle w:val="Heading2"/>
       </w:pPr>
       <w:r>
+        <w:rPr>
+          <w:lang w:val="id_ID" w:bidi="id_ID"/>
+        </w:rPr>
         <w:t>Roma 1:5</w:t>
       </w:r>
-      <w:r/>
-    </w:p>
-    <w:p>
-      <w:r/>
-      <w:r>
+      <w:r>
+        <w:rPr>
+          <w:lang w:val="id_ID" w:bidi="id_ID"/>
+        </w:rPr>
+      </w:r>
+    </w:p>
+    <w:p>
+      <w:pPr/>
+      <w:r>
+        <w:rPr>
+          <w:lang w:val="id_ID" w:bidi="id_ID"/>
+        </w:rPr>
+      </w:r>
+      <w:r>
+        <w:rPr>
+          <w:lang w:val="id_ID" w:bidi="id_ID"/>
+        </w:rPr>
         <w:t>Dengan perantaraan-Nya kami menerima kasih karunia dan jabatan rasul</w:t>
       </w:r>
       <w:r>
+        <w:rPr>
+          <w:lang w:val="id_ID" w:bidi="id_ID"/>
+        </w:rPr>
         <w:t xml:space="preserve">: Di sini, Paulus mungkin memikirkan baik dirinya sendiri dan rasul-rasul lainnya, atau mungkin dia menggunakan bentuk jamak untuk merujuk hanya pada dirinya sendiri. • Hak istimewa dan otoritas kerasulan dapat merujuk pada dua hal yang terpisah, tetapi yang satu bisa menjelaskan yang lain, seperti dalam hak istimewa memiliki otoritas kerasulan. Paulus selalu menegaskan bahwa otoritas kerasulan yang khas ini adalah anugerah dari Allah (lihat juga </w:t>
       </w:r>
       <w:hyperlink r:id="rId45">
         <w:r>
           <w:rPr>
+            <w:lang w:val="id_ID" w:bidi="id_ID"/>
+          </w:rPr>
+          <w:rPr>
             <w:color w:val="0000EE"/>
             <w:u w:val="single"/>
           </w:rPr>
@@ -675,17 +1147,29 @@
         </w:r>
       </w:hyperlink>
       <w:r>
+        <w:rPr>
+          <w:lang w:val="id_ID" w:bidi="id_ID"/>
+        </w:rPr>
         <w:t xml:space="preserve">). • </w:t>
       </w:r>
       <w:r>
+        <w:rPr>
+          <w:lang w:val="id_ID" w:bidi="id_ID"/>
+        </w:rPr>
         <w:t>supaya mereka percaya dan taat kepada nama-Nya</w:t>
       </w:r>
       <w:r>
+        <w:rPr>
+          <w:lang w:val="id_ID" w:bidi="id_ID"/>
+        </w:rPr>
         <w:t>: Ringkasan tujuan Paulus dalam memberitakan Injil kepada orang-orang non-Yahudi ini membingkai Kitab Roma, karena dia mengulangi konsep yang sama dengan bahasa yang sedikit berbeda di akhir surat (</w:t>
       </w:r>
       <w:hyperlink r:id="rId46">
         <w:r>
           <w:rPr>
+            <w:lang w:val="id_ID" w:bidi="id_ID"/>
+          </w:rPr>
+          <w:rPr>
             <w:color w:val="0000EE"/>
             <w:u w:val="single"/>
           </w:rPr>
@@ -693,31 +1177,65 @@
         </w:r>
       </w:hyperlink>
       <w:r>
+        <w:rPr>
+          <w:lang w:val="id_ID" w:bidi="id_ID"/>
+        </w:rPr>
         <w:t>). Paulus ingin supaya orang-orang non-Yahudi percaya kepada Yesus Kristus; dia menekankan bahwa percaya kepada Yesus Kristus sebagai Tuhan melibatkan sebuah komitmen untuk menaati-Nya. Iman dan ketaatan tidak identik, tetapi yang satu tidak mungkin ada tanpa yang lain.</w:t>
       </w:r>
-      <w:r/>
-      <w:r/>
-    </w:p>
-    <w:p>
-      <w:r/>
+      <w:r>
+        <w:rPr>
+          <w:lang w:val="id_ID" w:bidi="id_ID"/>
+        </w:rPr>
+      </w:r>
+      <w:r>
+        <w:rPr>
+          <w:lang w:val="id_ID" w:bidi="id_ID"/>
+        </w:rPr>
+      </w:r>
+    </w:p>
+    <w:p>
+      <w:pPr/>
+      <w:r>
+        <w:rPr>
+          <w:lang w:val="id_ID" w:bidi="id_ID"/>
+        </w:rPr>
+      </w:r>
     </w:p>
     <w:p>
       <w:pPr>
         <w:pStyle w:val="Heading2"/>
       </w:pPr>
       <w:r>
+        <w:rPr>
+          <w:lang w:val="id_ID" w:bidi="id_ID"/>
+        </w:rPr>
         <w:t>Roma 1:7</w:t>
       </w:r>
-      <w:r/>
-    </w:p>
-    <w:p>
-      <w:r/>
-      <w:r>
+      <w:r>
+        <w:rPr>
+          <w:lang w:val="id_ID" w:bidi="id_ID"/>
+        </w:rPr>
+      </w:r>
+    </w:p>
+    <w:p>
+      <w:pPr/>
+      <w:r>
+        <w:rPr>
+          <w:lang w:val="id_ID" w:bidi="id_ID"/>
+        </w:rPr>
+      </w:r>
+      <w:r>
+        <w:rPr>
+          <w:lang w:val="id_ID" w:bidi="id_ID"/>
+        </w:rPr>
         <w:t xml:space="preserve">Dijadikan orang kudus berarti dipisahkan bagi Allah. Ungkapan ini digunakan di seluruh Perjanjian Lama untuk menggambarkan Israel, sebagai umat pilihan Allah (bdk. </w:t>
       </w:r>
       <w:hyperlink r:id="rId47">
         <w:r>
           <w:rPr>
+            <w:lang w:val="id_ID" w:bidi="id_ID"/>
+          </w:rPr>
+          <w:rPr>
             <w:color w:val="0000EE"/>
             <w:u w:val="single"/>
           </w:rPr>
@@ -725,116 +1243,226 @@
         </w:r>
       </w:hyperlink>
       <w:r>
+        <w:rPr>
+          <w:lang w:val="id_ID" w:bidi="id_ID"/>
+        </w:rPr>
         <w:t>), yang dipanggil Allah dari antara semua bangsa lain untuk menjadi milik-Nya sendiri. Dengan menyebut orang Kristen non-Yahudi sebagai umat-Nya sendiri yang kudus,</w:t>
       </w:r>
       <w:r>
         <w:rPr>
           <w:i/>
+          <w:lang w:val="id_ID" w:bidi="id_ID"/>
         </w:rPr>
         <w:t xml:space="preserve"> </w:t>
       </w:r>
       <w:r>
+        <w:rPr>
+          <w:lang w:val="id_ID" w:bidi="id_ID"/>
+        </w:rPr>
         <w:t>Paulus menjelaskan bahwa orang non-Yahudi sekarang sepenuhnya termasuk di antara umat Allah.</w:t>
       </w:r>
-      <w:r/>
-      <w:r/>
-    </w:p>
-    <w:p>
-      <w:r/>
+      <w:r>
+        <w:rPr>
+          <w:lang w:val="id_ID" w:bidi="id_ID"/>
+        </w:rPr>
+      </w:r>
+      <w:r>
+        <w:rPr>
+          <w:lang w:val="id_ID" w:bidi="id_ID"/>
+        </w:rPr>
+      </w:r>
+    </w:p>
+    <w:p>
+      <w:pPr/>
+      <w:r>
+        <w:rPr>
+          <w:lang w:val="id_ID" w:bidi="id_ID"/>
+        </w:rPr>
+      </w:r>
     </w:p>
     <w:p>
       <w:pPr>
         <w:pStyle w:val="Heading2"/>
       </w:pPr>
       <w:r>
+        <w:rPr>
+          <w:lang w:val="id_ID" w:bidi="id_ID"/>
+        </w:rPr>
         <w:t>Roma 1:9</w:t>
       </w:r>
-      <w:r/>
-    </w:p>
-    <w:p>
-      <w:r/>
-      <w:r>
+      <w:r>
+        <w:rPr>
+          <w:lang w:val="id_ID" w:bidi="id_ID"/>
+        </w:rPr>
+      </w:r>
+    </w:p>
+    <w:p>
+      <w:pPr/>
+      <w:r>
+        <w:rPr>
+          <w:lang w:val="id_ID" w:bidi="id_ID"/>
+        </w:rPr>
+      </w:r>
+      <w:r>
+        <w:rPr>
+          <w:lang w:val="id_ID" w:bidi="id_ID"/>
+        </w:rPr>
         <w:t xml:space="preserve">Ketika Paulus menggunakan ungkapan dengan segenap hatiku (atau </w:t>
       </w:r>
       <w:r>
         <w:rPr>
           <w:i/>
+          <w:lang w:val="id_ID" w:bidi="id_ID"/>
         </w:rPr>
         <w:t>dalam rohku</w:t>
       </w:r>
       <w:r>
+        <w:rPr>
+          <w:lang w:val="id_ID" w:bidi="id_ID"/>
+        </w:rPr>
         <w:t xml:space="preserve">), dia mungkin menggambarkan pengaruh Roh Kudus Allah dalam batin-nya. Kata </w:t>
       </w:r>
       <w:r>
         <w:rPr>
           <w:i/>
+          <w:lang w:val="id_ID" w:bidi="id_ID"/>
         </w:rPr>
         <w:t>roh</w:t>
       </w:r>
       <w:r>
+        <w:rPr>
+          <w:lang w:val="id_ID" w:bidi="id_ID"/>
+        </w:rPr>
         <w:t xml:space="preserve"> juga merujuk pada bagian terdalam dari seseorang, yang diungkapkan dengan baik melalui ungkapan </w:t>
       </w:r>
       <w:r>
         <w:rPr>
           <w:i/>
+          <w:lang w:val="id_ID" w:bidi="id_ID"/>
         </w:rPr>
         <w:t>segenap hatiku</w:t>
       </w:r>
       <w:r>
+        <w:rPr>
+          <w:lang w:val="id_ID" w:bidi="id_ID"/>
+        </w:rPr>
         <w:t>.</w:t>
       </w:r>
-      <w:r/>
-      <w:r/>
-    </w:p>
-    <w:p>
-      <w:r/>
+      <w:r>
+        <w:rPr>
+          <w:lang w:val="id_ID" w:bidi="id_ID"/>
+        </w:rPr>
+      </w:r>
+      <w:r>
+        <w:rPr>
+          <w:lang w:val="id_ID" w:bidi="id_ID"/>
+        </w:rPr>
+      </w:r>
+    </w:p>
+    <w:p>
+      <w:pPr/>
+      <w:r>
+        <w:rPr>
+          <w:lang w:val="id_ID" w:bidi="id_ID"/>
+        </w:rPr>
+      </w:r>
     </w:p>
     <w:p>
       <w:pPr>
         <w:pStyle w:val="Heading2"/>
       </w:pPr>
       <w:r>
+        <w:rPr>
+          <w:lang w:val="id_ID" w:bidi="id_ID"/>
+        </w:rPr>
         <w:t>Roma 1:11</w:t>
       </w:r>
-      <w:r/>
-    </w:p>
-    <w:p>
-      <w:r/>
-      <w:r>
+      <w:r>
+        <w:rPr>
+          <w:lang w:val="id_ID" w:bidi="id_ID"/>
+        </w:rPr>
+      </w:r>
+    </w:p>
+    <w:p>
+      <w:pPr/>
+      <w:r>
+        <w:rPr>
+          <w:lang w:val="id_ID" w:bidi="id_ID"/>
+        </w:rPr>
+      </w:r>
+      <w:r>
+        <w:rPr>
+          <w:lang w:val="id_ID" w:bidi="id_ID"/>
+        </w:rPr>
         <w:t>karunia rohani: Paulus mungkin merujuk pada manfaat rohani yang dia harapkan dapat dibagikan dalam pelayanannya kepada orang-orang Kristen di Roma.</w:t>
       </w:r>
-      <w:r/>
-      <w:r/>
-    </w:p>
-    <w:p>
-      <w:r/>
+      <w:r>
+        <w:rPr>
+          <w:lang w:val="id_ID" w:bidi="id_ID"/>
+        </w:rPr>
+      </w:r>
+      <w:r>
+        <w:rPr>
+          <w:lang w:val="id_ID" w:bidi="id_ID"/>
+        </w:rPr>
+      </w:r>
+    </w:p>
+    <w:p>
+      <w:pPr/>
+      <w:r>
+        <w:rPr>
+          <w:lang w:val="id_ID" w:bidi="id_ID"/>
+        </w:rPr>
+      </w:r>
     </w:p>
     <w:p>
       <w:pPr>
         <w:pStyle w:val="Heading2"/>
       </w:pPr>
       <w:r>
+        <w:rPr>
+          <w:lang w:val="id_ID" w:bidi="id_ID"/>
+        </w:rPr>
         <w:t>Roma 1:13</w:t>
       </w:r>
-      <w:r/>
-    </w:p>
-    <w:p>
-      <w:r/>
-      <w:r>
+      <w:r>
+        <w:rPr>
+          <w:lang w:val="id_ID" w:bidi="id_ID"/>
+        </w:rPr>
+      </w:r>
+    </w:p>
+    <w:p>
+      <w:pPr/>
+      <w:r>
+        <w:rPr>
+          <w:lang w:val="id_ID" w:bidi="id_ID"/>
+        </w:rPr>
+      </w:r>
+      <w:r>
+        <w:rPr>
+          <w:lang w:val="id_ID" w:bidi="id_ID"/>
+        </w:rPr>
         <w:t>Saudara-saudara: Kata Yunani ini (</w:t>
       </w:r>
       <w:r>
         <w:rPr>
           <w:i/>
+          <w:lang w:val="id_ID" w:bidi="id_ID"/>
         </w:rPr>
         <w:t>adelphoi</w:t>
       </w:r>
       <w:r>
+        <w:rPr>
+          <w:lang w:val="id_ID" w:bidi="id_ID"/>
+        </w:rPr>
         <w:t xml:space="preserve">) menggambarkan orang-orang yang memiliki hubungan kekeluargaan. Paulus dan para penulis Perjanjian Baru lainnya menggunakan kata ini untuk menunjukkan bahwa orang Kristen terikat erat satu sama lain dalam Kristus sehingga mereka menjadi seperti keluarga. Kata ini merujuk pada orang Kristen, baik laki-laki maupun perempuan. • hingga kini selalu aku terhalang: Paulus menulis surat ini ketika dia berada di Korintus menjelang akhir perjalanan misi yang ketiga (lihat </w:t>
       </w:r>
       <w:hyperlink r:id="rId48">
         <w:r>
           <w:rPr>
+            <w:lang w:val="id_ID" w:bidi="id_ID"/>
+          </w:rPr>
+          <w:rPr>
             <w:color w:val="0000EE"/>
             <w:u w:val="single"/>
           </w:rPr>
@@ -842,11 +1470,17 @@
         </w:r>
       </w:hyperlink>
       <w:r>
+        <w:rPr>
+          <w:lang w:val="id_ID" w:bidi="id_ID"/>
+        </w:rPr>
         <w:t xml:space="preserve">; bdk. </w:t>
       </w:r>
       <w:hyperlink r:id="rId49">
         <w:r>
           <w:rPr>
+            <w:lang w:val="id_ID" w:bidi="id_ID"/>
+          </w:rPr>
+          <w:rPr>
             <w:color w:val="0000EE"/>
             <w:u w:val="single"/>
           </w:rPr>
@@ -854,11 +1488,17 @@
         </w:r>
       </w:hyperlink>
       <w:r>
+        <w:rPr>
+          <w:lang w:val="id_ID" w:bidi="id_ID"/>
+        </w:rPr>
         <w:t>). Kebutuhan untuk merintis dan memelihara gereja-gereja di Mediterania bagian timur telah menyibukkan Paulus hingga saat itu. Sebelum dia bisa mengunjungi orang-orang Kristen di Roma, dia harus terlebih dahulu kembali ke Yerusalem untuk menyerahkan bantuan uang yang dikumpulkan dari gereja-gereja non-Yahudi untuk orang-orang Kristen Yahudi yang miskin (</w:t>
       </w:r>
       <w:hyperlink r:id="rId50">
         <w:r>
           <w:rPr>
+            <w:lang w:val="id_ID" w:bidi="id_ID"/>
+          </w:rPr>
+          <w:rPr>
             <w:color w:val="0000EE"/>
             <w:u w:val="single"/>
           </w:rPr>
@@ -866,72 +1506,145 @@
         </w:r>
       </w:hyperlink>
       <w:r>
+        <w:rPr>
+          <w:lang w:val="id_ID" w:bidi="id_ID"/>
+        </w:rPr>
         <w:t>).</w:t>
       </w:r>
-      <w:r/>
-      <w:r/>
-    </w:p>
-    <w:p>
-      <w:r/>
+      <w:r>
+        <w:rPr>
+          <w:lang w:val="id_ID" w:bidi="id_ID"/>
+        </w:rPr>
+      </w:r>
+      <w:r>
+        <w:rPr>
+          <w:lang w:val="id_ID" w:bidi="id_ID"/>
+        </w:rPr>
+      </w:r>
+    </w:p>
+    <w:p>
+      <w:pPr/>
+      <w:r>
+        <w:rPr>
+          <w:lang w:val="id_ID" w:bidi="id_ID"/>
+        </w:rPr>
+      </w:r>
     </w:p>
     <w:p>
       <w:pPr>
         <w:pStyle w:val="Heading2"/>
       </w:pPr>
       <w:r>
+        <w:rPr>
+          <w:lang w:val="id_ID" w:bidi="id_ID"/>
+        </w:rPr>
         <w:t>Roma 1:14</w:t>
       </w:r>
-      <w:r/>
-    </w:p>
-    <w:p>
-      <w:r/>
-      <w:r>
+      <w:r>
+        <w:rPr>
+          <w:lang w:val="id_ID" w:bidi="id_ID"/>
+        </w:rPr>
+      </w:r>
+    </w:p>
+    <w:p>
+      <w:pPr/>
+      <w:r>
+        <w:rPr>
+          <w:lang w:val="id_ID" w:bidi="id_ID"/>
+        </w:rPr>
+      </w:r>
+      <w:r>
+        <w:rPr>
+          <w:lang w:val="id_ID" w:bidi="id_ID"/>
+        </w:rPr>
         <w:t>kepada orang Yunani, maupun kepada orang bukan Yunani</w:t>
       </w:r>
       <w:r>
+        <w:rPr>
+          <w:lang w:val="id_ID" w:bidi="id_ID"/>
+        </w:rPr>
         <w:t xml:space="preserve"> (secara harfiah </w:t>
       </w:r>
       <w:r>
         <w:rPr>
           <w:i/>
+          <w:lang w:val="id_ID" w:bidi="id_ID"/>
         </w:rPr>
         <w:t>kepada orang-orang Yunani dan barbar</w:t>
       </w:r>
       <w:r>
+        <w:rPr>
+          <w:lang w:val="id_ID" w:bidi="id_ID"/>
+        </w:rPr>
         <w:t xml:space="preserve">): Orang-orang Yunani membanggakan diri mereka sebagai masyarakat yang berpengetahuan tinggi dan berbudaya, sementara mereka menganggap orang-orang dari budaya lain lebih rendah. Mereka mengejek orang lain yang kurang pandai berbicara bahasa Yunani, menyebut bahwa mereka hanya bisa mengucapkan "bar bar," sebuah ocehan yang tidak bermakna, dari situlah asal usul istilah </w:t>
       </w:r>
       <w:r>
         <w:rPr>
           <w:i/>
+          <w:lang w:val="id_ID" w:bidi="id_ID"/>
         </w:rPr>
         <w:t>barbar</w:t>
       </w:r>
       <w:r>
+        <w:rPr>
+          <w:lang w:val="id_ID" w:bidi="id_ID"/>
+        </w:rPr>
         <w:t xml:space="preserve"> dalam bahasa kita. Paulus menggunakan pengelompokan budaya ini untuk menekankan niatnya untuk memberitakan Kabar Baik kepada semua golongan orang.</w:t>
       </w:r>
-      <w:r/>
-      <w:r/>
-    </w:p>
-    <w:p>
-      <w:r/>
+      <w:r>
+        <w:rPr>
+          <w:lang w:val="id_ID" w:bidi="id_ID"/>
+        </w:rPr>
+      </w:r>
+      <w:r>
+        <w:rPr>
+          <w:lang w:val="id_ID" w:bidi="id_ID"/>
+        </w:rPr>
+      </w:r>
+    </w:p>
+    <w:p>
+      <w:pPr/>
+      <w:r>
+        <w:rPr>
+          <w:lang w:val="id_ID" w:bidi="id_ID"/>
+        </w:rPr>
+      </w:r>
     </w:p>
     <w:p>
       <w:pPr>
         <w:pStyle w:val="Heading2"/>
       </w:pPr>
       <w:r>
+        <w:rPr>
+          <w:lang w:val="id_ID" w:bidi="id_ID"/>
+        </w:rPr>
         <w:t>Roma 1:16</w:t>
       </w:r>
-      <w:r/>
-    </w:p>
-    <w:p>
-      <w:r/>
-      <w:r>
+      <w:r>
+        <w:rPr>
+          <w:lang w:val="id_ID" w:bidi="id_ID"/>
+        </w:rPr>
+      </w:r>
+    </w:p>
+    <w:p>
+      <w:pPr/>
+      <w:r>
+        <w:rPr>
+          <w:lang w:val="id_ID" w:bidi="id_ID"/>
+        </w:rPr>
+      </w:r>
+      <w:r>
+        <w:rPr>
+          <w:lang w:val="id_ID" w:bidi="id_ID"/>
+        </w:rPr>
         <w:t>Paulus secara konsisten menekankan bahwa Kabar Baik adalah untuk semua orang. Dia juga menegaskan bahwa Allah pertama kali memilih orang Yahudi untuk menjadi umat-Nya, berjanji kepada mereka, dan memberi mereka tempat yang khusus dalam rencana Allah yang berkelanjutan (</w:t>
       </w:r>
       <w:hyperlink r:id="rId51">
         <w:r>
           <w:rPr>
+            <w:lang w:val="id_ID" w:bidi="id_ID"/>
+          </w:rPr>
+          <w:rPr>
             <w:color w:val="0000EE"/>
             <w:u w:val="single"/>
           </w:rPr>
@@ -939,11 +1652,17 @@
         </w:r>
       </w:hyperlink>
       <w:r>
+        <w:rPr>
+          <w:lang w:val="id_ID" w:bidi="id_ID"/>
+        </w:rPr>
         <w:t xml:space="preserve">; </w:t>
       </w:r>
       <w:hyperlink r:id="rId52">
         <w:r>
           <w:rPr>
+            <w:lang w:val="id_ID" w:bidi="id_ID"/>
+          </w:rPr>
+          <w:rPr>
             <w:color w:val="0000EE"/>
             <w:u w:val="single"/>
           </w:rPr>
@@ -951,11 +1670,17 @@
         </w:r>
       </w:hyperlink>
       <w:r>
+        <w:rPr>
+          <w:lang w:val="id_ID" w:bidi="id_ID"/>
+        </w:rPr>
         <w:t>). Mereka memiliki tanggung jawab khusus untuk menanggapi Kabar Baik dan akan pertama-tama dihakimi jika mereka berpaling (</w:t>
       </w:r>
       <w:hyperlink r:id="rId53">
         <w:r>
           <w:rPr>
+            <w:lang w:val="id_ID" w:bidi="id_ID"/>
+          </w:rPr>
+          <w:rPr>
             <w:color w:val="0000EE"/>
             <w:u w:val="single"/>
           </w:rPr>
@@ -963,37 +1688,72 @@
         </w:r>
       </w:hyperlink>
       <w:r>
+        <w:rPr>
+          <w:lang w:val="id_ID" w:bidi="id_ID"/>
+        </w:rPr>
         <w:t>).</w:t>
       </w:r>
-      <w:r/>
-      <w:r/>
-    </w:p>
-    <w:p>
-      <w:r/>
+      <w:r>
+        <w:rPr>
+          <w:lang w:val="id_ID" w:bidi="id_ID"/>
+        </w:rPr>
+      </w:r>
+      <w:r>
+        <w:rPr>
+          <w:lang w:val="id_ID" w:bidi="id_ID"/>
+        </w:rPr>
+      </w:r>
+    </w:p>
+    <w:p>
+      <w:pPr/>
+      <w:r>
+        <w:rPr>
+          <w:lang w:val="id_ID" w:bidi="id_ID"/>
+        </w:rPr>
+      </w:r>
     </w:p>
     <w:p>
       <w:pPr>
         <w:pStyle w:val="Heading2"/>
       </w:pPr>
       <w:r>
+        <w:rPr>
+          <w:lang w:val="id_ID" w:bidi="id_ID"/>
+        </w:rPr>
         <w:t>Roma 1:17</w:t>
       </w:r>
-      <w:r/>
-    </w:p>
-    <w:p>
-      <w:r/>
+      <w:r>
+        <w:rPr>
+          <w:lang w:val="id_ID" w:bidi="id_ID"/>
+        </w:rPr>
+      </w:r>
+    </w:p>
+    <w:p>
+      <w:pPr/>
+      <w:r>
+        <w:rPr>
+          <w:lang w:val="id_ID" w:bidi="id_ID"/>
+        </w:rPr>
+      </w:r>
       <w:r>
         <w:rPr>
           <w:i/>
+          <w:lang w:val="id_ID" w:bidi="id_ID"/>
         </w:rPr>
         <w:t>kebenaran Allah</w:t>
       </w:r>
       <w:r>
+        <w:rPr>
+          <w:lang w:val="id_ID" w:bidi="id_ID"/>
+        </w:rPr>
         <w:t xml:space="preserve">: Frasa kunci ini muncul delapan kali dalam surat Roma (lihat juga </w:t>
       </w:r>
       <w:hyperlink r:id="rId54">
         <w:r>
           <w:rPr>
+            <w:lang w:val="id_ID" w:bidi="id_ID"/>
+          </w:rPr>
+          <w:rPr>
             <w:color w:val="0000EE"/>
             <w:u w:val="single"/>
           </w:rPr>
@@ -1001,11 +1761,17 @@
         </w:r>
       </w:hyperlink>
       <w:r>
+        <w:rPr>
+          <w:lang w:val="id_ID" w:bidi="id_ID"/>
+        </w:rPr>
         <w:t xml:space="preserve">, </w:t>
       </w:r>
       <w:hyperlink r:id="rId55">
         <w:r>
           <w:rPr>
+            <w:lang w:val="id_ID" w:bidi="id_ID"/>
+          </w:rPr>
+          <w:rPr>
             <w:color w:val="0000EE"/>
             <w:u w:val="single"/>
           </w:rPr>
@@ -1013,11 +1779,17 @@
         </w:r>
       </w:hyperlink>
       <w:r>
+        <w:rPr>
+          <w:lang w:val="id_ID" w:bidi="id_ID"/>
+        </w:rPr>
         <w:t xml:space="preserve">, </w:t>
       </w:r>
       <w:hyperlink r:id="rId56">
         <w:r>
           <w:rPr>
+            <w:lang w:val="id_ID" w:bidi="id_ID"/>
+          </w:rPr>
+          <w:rPr>
             <w:color w:val="0000EE"/>
             <w:u w:val="single"/>
           </w:rPr>
@@ -1025,11 +1797,17 @@
         </w:r>
       </w:hyperlink>
       <w:r>
+        <w:rPr>
+          <w:lang w:val="id_ID" w:bidi="id_ID"/>
+        </w:rPr>
         <w:t xml:space="preserve">, </w:t>
       </w:r>
       <w:hyperlink r:id="rId57">
         <w:r>
           <w:rPr>
+            <w:lang w:val="id_ID" w:bidi="id_ID"/>
+          </w:rPr>
+          <w:rPr>
             <w:color w:val="0000EE"/>
             <w:u w:val="single"/>
           </w:rPr>
@@ -1037,11 +1815,17 @@
         </w:r>
       </w:hyperlink>
       <w:r>
+        <w:rPr>
+          <w:lang w:val="id_ID" w:bidi="id_ID"/>
+        </w:rPr>
         <w:t xml:space="preserve">, </w:t>
       </w:r>
       <w:hyperlink r:id="rId58">
         <w:r>
           <w:rPr>
+            <w:lang w:val="id_ID" w:bidi="id_ID"/>
+          </w:rPr>
+          <w:rPr>
             <w:color w:val="0000EE"/>
             <w:u w:val="single"/>
           </w:rPr>
@@ -1049,11 +1833,17 @@
         </w:r>
       </w:hyperlink>
       <w:r>
+        <w:rPr>
+          <w:lang w:val="id_ID" w:bidi="id_ID"/>
+        </w:rPr>
         <w:t xml:space="preserve">; </w:t>
       </w:r>
       <w:hyperlink r:id="rId59">
         <w:r>
           <w:rPr>
+            <w:lang w:val="id_ID" w:bidi="id_ID"/>
+          </w:rPr>
+          <w:rPr>
             <w:color w:val="0000EE"/>
             <w:u w:val="single"/>
           </w:rPr>
@@ -1061,11 +1851,17 @@
         </w:r>
       </w:hyperlink>
       <w:r>
+        <w:rPr>
+          <w:lang w:val="id_ID" w:bidi="id_ID"/>
+        </w:rPr>
         <w:t xml:space="preserve">; satu-satunya kemunculan lain dalam tulisan Paulus adalah di </w:t>
       </w:r>
       <w:hyperlink r:id="rId60">
         <w:r>
           <w:rPr>
+            <w:lang w:val="id_ID" w:bidi="id_ID"/>
+          </w:rPr>
+          <w:rPr>
             <w:color w:val="0000EE"/>
             <w:u w:val="single"/>
           </w:rPr>
@@ -1073,11 +1869,17 @@
         </w:r>
       </w:hyperlink>
       <w:r>
+        <w:rPr>
+          <w:lang w:val="id_ID" w:bidi="id_ID"/>
+        </w:rPr>
         <w:t xml:space="preserve">). Ungkapan ini berakar dalam Perjanjian Lama, di mana kebenaran Allah merujuk pada karakter-Nya (sebagai suci atau setia) atau merujuk pada tindakan Allah menyatakan umat-Nya tidak berdosa dan sempurna di mata-Nya (lihat terutama </w:t>
       </w:r>
       <w:hyperlink r:id="rId61">
         <w:r>
           <w:rPr>
+            <w:lang w:val="id_ID" w:bidi="id_ID"/>
+          </w:rPr>
+          <w:rPr>
             <w:color w:val="0000EE"/>
             <w:u w:val="single"/>
           </w:rPr>
@@ -1085,11 +1887,17 @@
         </w:r>
       </w:hyperlink>
       <w:r>
+        <w:rPr>
+          <w:lang w:val="id_ID" w:bidi="id_ID"/>
+        </w:rPr>
         <w:t xml:space="preserve">; </w:t>
       </w:r>
       <w:hyperlink r:id="rId62">
         <w:r>
           <w:rPr>
+            <w:lang w:val="id_ID" w:bidi="id_ID"/>
+          </w:rPr>
+          <w:rPr>
             <w:color w:val="0000EE"/>
             <w:u w:val="single"/>
           </w:rPr>
@@ -1097,20 +1905,30 @@
         </w:r>
       </w:hyperlink>
       <w:r>
+        <w:rPr>
+          <w:lang w:val="id_ID" w:bidi="id_ID"/>
+        </w:rPr>
         <w:t xml:space="preserve">). Paulus menggunakan makna kedua dalam ayat ini. Kabar Baik memiliki kekuatan untuk menyelamatkan karena itu adalah pemenuhan janji Allah untuk membenarkan umat-Nya. • Frasa menyatakan kita benar berasal dari konteks hukum. Itu tidak berarti “membuat kita menjadi orang baik”; itu berarti “menempatkan kita dalam kedudukan yang benar di hadapan Allah.” • “hidup oleh iman”: Nabi Habakuk berjuang untuk memahami bagaimana Allah bisa memakai bangsa-bangsa kafir untuk menghakimi umat Israel-Nya sendiri. Allah mengingatkan Habakuk bahwa umat-Nya yang sejati—yang </w:t>
       </w:r>
       <w:r>
         <w:rPr>
           <w:i/>
+          <w:lang w:val="id_ID" w:bidi="id_ID"/>
         </w:rPr>
         <w:t>benar</w:t>
       </w:r>
       <w:r>
+        <w:rPr>
+          <w:lang w:val="id_ID" w:bidi="id_ID"/>
+        </w:rPr>
         <w:t>—perlu hidup oleh iman (</w:t>
       </w:r>
       <w:hyperlink r:id="rId63">
         <w:r>
           <w:rPr>
+            <w:lang w:val="id_ID" w:bidi="id_ID"/>
+          </w:rPr>
+          <w:rPr>
             <w:color w:val="0000EE"/>
             <w:u w:val="single"/>
           </w:rPr>
@@ -1118,11 +1936,17 @@
         </w:r>
       </w:hyperlink>
       <w:r>
+        <w:rPr>
+          <w:lang w:val="id_ID" w:bidi="id_ID"/>
+        </w:rPr>
         <w:t xml:space="preserve">). Dalam </w:t>
       </w:r>
       <w:hyperlink r:id="rId64">
         <w:r>
           <w:rPr>
+            <w:lang w:val="id_ID" w:bidi="id_ID"/>
+          </w:rPr>
+          <w:rPr>
             <w:color w:val="0000EE"/>
             <w:u w:val="single"/>
           </w:rPr>
@@ -1130,31 +1954,65 @@
         </w:r>
       </w:hyperlink>
       <w:r>
+        <w:rPr>
+          <w:lang w:val="id_ID" w:bidi="id_ID"/>
+        </w:rPr>
         <w:t>, Paulus berulang kali menegaskan bahwa hanya melalui iman manusia dapat dibenarkan di hadapan Allah.</w:t>
       </w:r>
-      <w:r/>
-      <w:r/>
-    </w:p>
-    <w:p>
-      <w:r/>
+      <w:r>
+        <w:rPr>
+          <w:lang w:val="id_ID" w:bidi="id_ID"/>
+        </w:rPr>
+      </w:r>
+      <w:r>
+        <w:rPr>
+          <w:lang w:val="id_ID" w:bidi="id_ID"/>
+        </w:rPr>
+      </w:r>
+    </w:p>
+    <w:p>
+      <w:pPr/>
+      <w:r>
+        <w:rPr>
+          <w:lang w:val="id_ID" w:bidi="id_ID"/>
+        </w:rPr>
+      </w:r>
     </w:p>
     <w:p>
       <w:pPr>
         <w:pStyle w:val="Heading2"/>
       </w:pPr>
       <w:r>
+        <w:rPr>
+          <w:lang w:val="id_ID" w:bidi="id_ID"/>
+        </w:rPr>
         <w:t>Roma 1:18</w:t>
       </w:r>
-      <w:r/>
-    </w:p>
-    <w:p>
-      <w:r/>
-      <w:r>
+      <w:r>
+        <w:rPr>
+          <w:lang w:val="id_ID" w:bidi="id_ID"/>
+        </w:rPr>
+      </w:r>
+    </w:p>
+    <w:p>
+      <w:pPr/>
+      <w:r>
+        <w:rPr>
+          <w:lang w:val="id_ID" w:bidi="id_ID"/>
+        </w:rPr>
+      </w:r>
+      <w:r>
+        <w:rPr>
+          <w:lang w:val="id_ID" w:bidi="id_ID"/>
+        </w:rPr>
         <w:t>Murka Allah bukanlah ledakan emosional spontan, melainkan respons yang harus atau perlu dari Allah yang suci terhadap dosa. Perjanjian Lama sering menyebutkan murka Allah (</w:t>
       </w:r>
       <w:hyperlink r:id="rId65">
         <w:r>
           <w:rPr>
+            <w:lang w:val="id_ID" w:bidi="id_ID"/>
+          </w:rPr>
+          <w:rPr>
             <w:color w:val="0000EE"/>
             <w:u w:val="single"/>
           </w:rPr>
@@ -1162,11 +2020,17 @@
         </w:r>
       </w:hyperlink>
       <w:r>
+        <w:rPr>
+          <w:lang w:val="id_ID" w:bidi="id_ID"/>
+        </w:rPr>
         <w:t xml:space="preserve">; </w:t>
       </w:r>
       <w:hyperlink r:id="rId66">
         <w:r>
           <w:rPr>
+            <w:lang w:val="id_ID" w:bidi="id_ID"/>
+          </w:rPr>
+          <w:rPr>
             <w:color w:val="0000EE"/>
             <w:u w:val="single"/>
           </w:rPr>
@@ -1174,11 +2038,17 @@
         </w:r>
       </w:hyperlink>
       <w:r>
+        <w:rPr>
+          <w:lang w:val="id_ID" w:bidi="id_ID"/>
+        </w:rPr>
         <w:t xml:space="preserve">; </w:t>
       </w:r>
       <w:hyperlink r:id="rId67">
         <w:r>
           <w:rPr>
+            <w:lang w:val="id_ID" w:bidi="id_ID"/>
+          </w:rPr>
+          <w:rPr>
             <w:color w:val="0000EE"/>
             <w:u w:val="single"/>
           </w:rPr>
@@ -1186,11 +2056,17 @@
         </w:r>
       </w:hyperlink>
       <w:r>
+        <w:rPr>
+          <w:lang w:val="id_ID" w:bidi="id_ID"/>
+        </w:rPr>
         <w:t>) dan menubuatkan keputusan curahan murka Allah terhadap dosa manusia di akhir sejarah dunia ini. Sementara Paulus biasanya menggambarkan kemarahan Allah terjadi di akhir zaman (</w:t>
       </w:r>
       <w:hyperlink r:id="rId68">
         <w:r>
           <w:rPr>
+            <w:lang w:val="id_ID" w:bidi="id_ID"/>
+          </w:rPr>
+          <w:rPr>
             <w:color w:val="0000EE"/>
             <w:u w:val="single"/>
           </w:rPr>
@@ -1198,11 +2074,17 @@
         </w:r>
       </w:hyperlink>
       <w:r>
+        <w:rPr>
+          <w:lang w:val="id_ID" w:bidi="id_ID"/>
+        </w:rPr>
         <w:t xml:space="preserve">, </w:t>
       </w:r>
       <w:hyperlink r:id="rId69">
         <w:r>
           <w:rPr>
+            <w:lang w:val="id_ID" w:bidi="id_ID"/>
+          </w:rPr>
+          <w:rPr>
             <w:color w:val="0000EE"/>
             <w:u w:val="single"/>
           </w:rPr>
@@ -1210,11 +2092,17 @@
         </w:r>
       </w:hyperlink>
       <w:r>
+        <w:rPr>
+          <w:lang w:val="id_ID" w:bidi="id_ID"/>
+        </w:rPr>
         <w:t xml:space="preserve">; </w:t>
       </w:r>
       <w:hyperlink r:id="rId70">
         <w:r>
           <w:rPr>
+            <w:lang w:val="id_ID" w:bidi="id_ID"/>
+          </w:rPr>
+          <w:rPr>
             <w:color w:val="0000EE"/>
             <w:u w:val="single"/>
           </w:rPr>
@@ -1222,11 +2110,17 @@
         </w:r>
       </w:hyperlink>
       <w:r>
+        <w:rPr>
+          <w:lang w:val="id_ID" w:bidi="id_ID"/>
+        </w:rPr>
         <w:t xml:space="preserve">; </w:t>
       </w:r>
       <w:hyperlink r:id="rId71">
         <w:r>
           <w:rPr>
+            <w:lang w:val="id_ID" w:bidi="id_ID"/>
+          </w:rPr>
+          <w:rPr>
             <w:color w:val="0000EE"/>
             <w:u w:val="single"/>
           </w:rPr>
@@ -1234,11 +2128,17 @@
         </w:r>
       </w:hyperlink>
       <w:r>
+        <w:rPr>
+          <w:lang w:val="id_ID" w:bidi="id_ID"/>
+        </w:rPr>
         <w:t xml:space="preserve">; </w:t>
       </w:r>
       <w:hyperlink r:id="rId72">
         <w:r>
           <w:rPr>
+            <w:lang w:val="id_ID" w:bidi="id_ID"/>
+          </w:rPr>
+          <w:rPr>
             <w:color w:val="0000EE"/>
             <w:u w:val="single"/>
           </w:rPr>
@@ -1246,31 +2146,65 @@
         </w:r>
       </w:hyperlink>
       <w:r>
+        <w:rPr>
+          <w:lang w:val="id_ID" w:bidi="id_ID"/>
+        </w:rPr>
         <w:t>), tetapi bentuk waktu sekarang yang dipakai menunjukkan ungkapan kemarahan Allah di sepanjang sejarah manusia.</w:t>
       </w:r>
-      <w:r/>
-      <w:r/>
-    </w:p>
-    <w:p>
-      <w:r/>
+      <w:r>
+        <w:rPr>
+          <w:lang w:val="id_ID" w:bidi="id_ID"/>
+        </w:rPr>
+      </w:r>
+      <w:r>
+        <w:rPr>
+          <w:lang w:val="id_ID" w:bidi="id_ID"/>
+        </w:rPr>
+      </w:r>
+    </w:p>
+    <w:p>
+      <w:pPr/>
+      <w:r>
+        <w:rPr>
+          <w:lang w:val="id_ID" w:bidi="id_ID"/>
+        </w:rPr>
+      </w:r>
     </w:p>
     <w:p>
       <w:pPr>
         <w:pStyle w:val="Heading2"/>
       </w:pPr>
       <w:r>
+        <w:rPr>
+          <w:lang w:val="id_ID" w:bidi="id_ID"/>
+        </w:rPr>
         <w:t>Roma 1:18–3.20</w:t>
       </w:r>
-      <w:r/>
-    </w:p>
-    <w:p>
-      <w:r/>
-      <w:r>
+      <w:r>
+        <w:rPr>
+          <w:lang w:val="id_ID" w:bidi="id_ID"/>
+        </w:rPr>
+      </w:r>
+    </w:p>
+    <w:p>
+      <w:pPr/>
+      <w:r>
+        <w:rPr>
+          <w:lang w:val="id_ID" w:bidi="id_ID"/>
+        </w:rPr>
+      </w:r>
+      <w:r>
+        <w:rPr>
+          <w:lang w:val="id_ID" w:bidi="id_ID"/>
+        </w:rPr>
         <w:t xml:space="preserve">Paulus tidak membahas tentang tema kebenaran melalui iman (lihat </w:t>
       </w:r>
       <w:hyperlink r:id="rId55">
         <w:r>
           <w:rPr>
+            <w:lang w:val="id_ID" w:bidi="id_ID"/>
+          </w:rPr>
+          <w:rPr>
             <w:color w:val="0000EE"/>
             <w:u w:val="single"/>
           </w:rPr>
@@ -1278,11 +2212,17 @@
         </w:r>
       </w:hyperlink>
       <w:r>
+        <w:rPr>
+          <w:lang w:val="id_ID" w:bidi="id_ID"/>
+        </w:rPr>
         <w:t>) sebelum dia terlebih dahulu mengajarkan tentang dosa secara universal. Baik orang non-Yahudi (</w:t>
       </w:r>
       <w:hyperlink r:id="rId73">
         <w:r>
           <w:rPr>
+            <w:lang w:val="id_ID" w:bidi="id_ID"/>
+          </w:rPr>
+          <w:rPr>
             <w:color w:val="0000EE"/>
             <w:u w:val="single"/>
           </w:rPr>
@@ -1290,11 +2230,17 @@
         </w:r>
       </w:hyperlink>
       <w:r>
+        <w:rPr>
+          <w:lang w:val="id_ID" w:bidi="id_ID"/>
+        </w:rPr>
         <w:t>) maupun orang Yahudi (</w:t>
       </w:r>
       <w:hyperlink r:id="rId74">
         <w:r>
           <w:rPr>
+            <w:lang w:val="id_ID" w:bidi="id_ID"/>
+          </w:rPr>
+          <w:rPr>
             <w:color w:val="0000EE"/>
             <w:u w:val="single"/>
           </w:rPr>
@@ -1302,11 +2248,17 @@
         </w:r>
       </w:hyperlink>
       <w:r>
+        <w:rPr>
+          <w:lang w:val="id_ID" w:bidi="id_ID"/>
+        </w:rPr>
         <w:t>) sama-sama berada di bawah kuasa dosa dan tidak dapat memperoleh perkenanan dari Allah melalui usaha mereka sendiri (</w:t>
       </w:r>
       <w:hyperlink r:id="rId75">
         <w:r>
           <w:rPr>
+            <w:lang w:val="id_ID" w:bidi="id_ID"/>
+          </w:rPr>
+          <w:rPr>
             <w:color w:val="0000EE"/>
             <w:u w:val="single"/>
           </w:rPr>
@@ -1314,40 +2266,78 @@
         </w:r>
       </w:hyperlink>
       <w:r>
+        <w:rPr>
+          <w:lang w:val="id_ID" w:bidi="id_ID"/>
+        </w:rPr>
         <w:t>).</w:t>
       </w:r>
-      <w:r/>
-      <w:r/>
-    </w:p>
-    <w:p>
-      <w:r/>
+      <w:r>
+        <w:rPr>
+          <w:lang w:val="id_ID" w:bidi="id_ID"/>
+        </w:rPr>
+      </w:r>
+      <w:r>
+        <w:rPr>
+          <w:lang w:val="id_ID" w:bidi="id_ID"/>
+        </w:rPr>
+      </w:r>
+    </w:p>
+    <w:p>
+      <w:pPr/>
+      <w:r>
+        <w:rPr>
+          <w:lang w:val="id_ID" w:bidi="id_ID"/>
+        </w:rPr>
+      </w:r>
     </w:p>
     <w:p>
       <w:pPr>
         <w:pStyle w:val="Heading2"/>
       </w:pPr>
       <w:r>
+        <w:rPr>
+          <w:lang w:val="id_ID" w:bidi="id_ID"/>
+        </w:rPr>
         <w:t>Roma 1:21</w:t>
       </w:r>
-      <w:r/>
-    </w:p>
-    <w:p>
-      <w:r/>
-      <w:r>
+      <w:r>
+        <w:rPr>
+          <w:lang w:val="id_ID" w:bidi="id_ID"/>
+        </w:rPr>
+      </w:r>
+    </w:p>
+    <w:p>
+      <w:pPr/>
+      <w:r>
+        <w:rPr>
+          <w:lang w:val="id_ID" w:bidi="id_ID"/>
+        </w:rPr>
+      </w:r>
+      <w:r>
+        <w:rPr>
+          <w:lang w:val="id_ID" w:bidi="id_ID"/>
+        </w:rPr>
         <w:t xml:space="preserve">Dalam Kitab Suci, </w:t>
       </w:r>
       <w:r>
         <w:rPr>
           <w:i/>
+          <w:lang w:val="id_ID" w:bidi="id_ID"/>
         </w:rPr>
         <w:t>mengenal Allah</w:t>
       </w:r>
       <w:r>
+        <w:rPr>
+          <w:lang w:val="id_ID" w:bidi="id_ID"/>
+        </w:rPr>
         <w:t xml:space="preserve"> biasanya berarti memiliki hubungan yang karib dengan Dia yang menyelamatkan (lihat </w:t>
       </w:r>
       <w:hyperlink r:id="rId76">
         <w:r>
           <w:rPr>
+            <w:lang w:val="id_ID" w:bidi="id_ID"/>
+          </w:rPr>
+          <w:rPr>
             <w:color w:val="0000EE"/>
             <w:u w:val="single"/>
           </w:rPr>
@@ -1355,11 +2345,17 @@
         </w:r>
       </w:hyperlink>
       <w:r>
+        <w:rPr>
+          <w:lang w:val="id_ID" w:bidi="id_ID"/>
+        </w:rPr>
         <w:t xml:space="preserve">; </w:t>
       </w:r>
       <w:hyperlink r:id="rId77">
         <w:r>
           <w:rPr>
+            <w:lang w:val="id_ID" w:bidi="id_ID"/>
+          </w:rPr>
+          <w:rPr>
             <w:color w:val="0000EE"/>
             <w:u w:val="single"/>
           </w:rPr>
@@ -1367,11 +2363,17 @@
         </w:r>
       </w:hyperlink>
       <w:r>
+        <w:rPr>
+          <w:lang w:val="id_ID" w:bidi="id_ID"/>
+        </w:rPr>
         <w:t xml:space="preserve">; </w:t>
       </w:r>
       <w:hyperlink r:id="rId78">
         <w:r>
           <w:rPr>
+            <w:lang w:val="id_ID" w:bidi="id_ID"/>
+          </w:rPr>
+          <w:rPr>
             <w:color w:val="0000EE"/>
             <w:u w:val="single"/>
           </w:rPr>
@@ -1379,11 +2381,17 @@
         </w:r>
       </w:hyperlink>
       <w:r>
+        <w:rPr>
+          <w:lang w:val="id_ID" w:bidi="id_ID"/>
+        </w:rPr>
         <w:t xml:space="preserve">, </w:t>
       </w:r>
       <w:hyperlink r:id="rId79">
         <w:r>
           <w:rPr>
+            <w:lang w:val="id_ID" w:bidi="id_ID"/>
+          </w:rPr>
+          <w:rPr>
             <w:color w:val="0000EE"/>
             <w:u w:val="single"/>
           </w:rPr>
@@ -1391,31 +2399,65 @@
         </w:r>
       </w:hyperlink>
       <w:r>
+        <w:rPr>
+          <w:lang w:val="id_ID" w:bidi="id_ID"/>
+        </w:rPr>
         <w:t>). Namun, di sini, mengenal Allah berarti bahwa semua orang telah mengetahui tentang Allah. Semua orang memiliki pengetahuan tentang Allah melalui ciptaan, tetapi mereka tidak bertindak secara benar berdasarkan pengetahuan itu. Alih-alih belajar lebih banyak tentang Allah, mereka malah menyembah dewa-dewa buatan mereka sendiri.</w:t>
       </w:r>
-      <w:r/>
-      <w:r/>
-    </w:p>
-    <w:p>
-      <w:r/>
+      <w:r>
+        <w:rPr>
+          <w:lang w:val="id_ID" w:bidi="id_ID"/>
+        </w:rPr>
+      </w:r>
+      <w:r>
+        <w:rPr>
+          <w:lang w:val="id_ID" w:bidi="id_ID"/>
+        </w:rPr>
+      </w:r>
+    </w:p>
+    <w:p>
+      <w:pPr/>
+      <w:r>
+        <w:rPr>
+          <w:lang w:val="id_ID" w:bidi="id_ID"/>
+        </w:rPr>
+      </w:r>
     </w:p>
     <w:p>
       <w:pPr>
         <w:pStyle w:val="Heading2"/>
       </w:pPr>
       <w:r>
+        <w:rPr>
+          <w:lang w:val="id_ID" w:bidi="id_ID"/>
+        </w:rPr>
         <w:t>Roma 1:24</w:t>
       </w:r>
-      <w:r/>
-    </w:p>
-    <w:p>
-      <w:r/>
-      <w:r>
+      <w:r>
+        <w:rPr>
+          <w:lang w:val="id_ID" w:bidi="id_ID"/>
+        </w:rPr>
+      </w:r>
+    </w:p>
+    <w:p>
+      <w:pPr/>
+      <w:r>
+        <w:rPr>
+          <w:lang w:val="id_ID" w:bidi="id_ID"/>
+        </w:rPr>
+      </w:r>
+      <w:r>
+        <w:rPr>
+          <w:lang w:val="id_ID" w:bidi="id_ID"/>
+        </w:rPr>
         <w:t>Ketika manusia menggantikan Allah yang hidup dengan berhala, Allah membiarkan mereka, sebuah pokok yang Paulus sebutkan dua kali lagi dalam paragraf ini (</w:t>
       </w:r>
       <w:hyperlink r:id="rId80">
         <w:r>
           <w:rPr>
+            <w:lang w:val="id_ID" w:bidi="id_ID"/>
+          </w:rPr>
+          <w:rPr>
             <w:color w:val="0000EE"/>
             <w:u w:val="single"/>
           </w:rPr>
@@ -1423,11 +2465,17 @@
         </w:r>
       </w:hyperlink>
       <w:r>
+        <w:rPr>
+          <w:lang w:val="id_ID" w:bidi="id_ID"/>
+        </w:rPr>
         <w:t xml:space="preserve">, </w:t>
       </w:r>
       <w:hyperlink r:id="rId81">
         <w:r>
           <w:rPr>
+            <w:lang w:val="id_ID" w:bidi="id_ID"/>
+          </w:rPr>
+          <w:rPr>
             <w:color w:val="0000EE"/>
             <w:u w:val="single"/>
           </w:rPr>
@@ -1435,49 +2483,91 @@
         </w:r>
       </w:hyperlink>
       <w:r>
+        <w:rPr>
+          <w:lang w:val="id_ID" w:bidi="id_ID"/>
+        </w:rPr>
         <w:t xml:space="preserve">). Kata </w:t>
       </w:r>
       <w:r>
         <w:rPr>
           <w:i/>
+          <w:lang w:val="id_ID" w:bidi="id_ID"/>
         </w:rPr>
         <w:t>membiarkan</w:t>
       </w:r>
       <w:r>
+        <w:rPr>
+          <w:lang w:val="id_ID" w:bidi="id_ID"/>
+        </w:rPr>
         <w:t xml:space="preserve"> mencakup makna “menyerahkan,” menunjukkan bahwa Allah secara aktif menyerahkan orang-orang kepada konsekuensi-konsekuensi dari dosa mereka.</w:t>
       </w:r>
-      <w:r/>
-      <w:r/>
-    </w:p>
-    <w:p>
-      <w:r/>
+      <w:r>
+        <w:rPr>
+          <w:lang w:val="id_ID" w:bidi="id_ID"/>
+        </w:rPr>
+      </w:r>
+      <w:r>
+        <w:rPr>
+          <w:lang w:val="id_ID" w:bidi="id_ID"/>
+        </w:rPr>
+      </w:r>
+    </w:p>
+    <w:p>
+      <w:pPr/>
+      <w:r>
+        <w:rPr>
+          <w:lang w:val="id_ID" w:bidi="id_ID"/>
+        </w:rPr>
+      </w:r>
     </w:p>
     <w:p>
       <w:pPr>
         <w:pStyle w:val="Heading2"/>
       </w:pPr>
       <w:r>
+        <w:rPr>
+          <w:lang w:val="id_ID" w:bidi="id_ID"/>
+        </w:rPr>
         <w:t>Roma 1:26</w:t>
       </w:r>
-      <w:r/>
-    </w:p>
-    <w:p>
-      <w:r/>
-      <w:r>
+      <w:r>
+        <w:rPr>
+          <w:lang w:val="id_ID" w:bidi="id_ID"/>
+        </w:rPr>
+      </w:r>
+    </w:p>
+    <w:p>
+      <w:pPr/>
+      <w:r>
+        <w:rPr>
+          <w:lang w:val="id_ID" w:bidi="id_ID"/>
+        </w:rPr>
+      </w:r>
+      <w:r>
+        <w:rPr>
+          <w:lang w:val="id_ID" w:bidi="id_ID"/>
+        </w:rPr>
         <w:t xml:space="preserve">Perempuan-perempuan menggantikan cara yang wajar: Dalam konteks ini, </w:t>
       </w:r>
       <w:r>
         <w:rPr>
           <w:i/>
+          <w:lang w:val="id_ID" w:bidi="id_ID"/>
         </w:rPr>
         <w:t>cara yang wajar</w:t>
       </w:r>
       <w:r>
+        <w:rPr>
+          <w:lang w:val="id_ID" w:bidi="id_ID"/>
+        </w:rPr>
         <w:t xml:space="preserve"> mengacu pada sifat dari dunia sebagaimana Allah menciptakannya. Seperti dalam Perjanjian Lama, Paulus menyoroti homoseksualitas sebagai ilustrasi utama tentang bagaimana manusia telah menjauh dari penyembahan kepada Allah yang benar (lihat </w:t>
       </w:r>
       <w:hyperlink r:id="rId82">
         <w:r>
           <w:rPr>
+            <w:lang w:val="id_ID" w:bidi="id_ID"/>
+          </w:rPr>
+          <w:rPr>
             <w:color w:val="0000EE"/>
             <w:u w:val="single"/>
           </w:rPr>
@@ -1485,11 +2575,17 @@
         </w:r>
       </w:hyperlink>
       <w:r>
+        <w:rPr>
+          <w:lang w:val="id_ID" w:bidi="id_ID"/>
+        </w:rPr>
         <w:t xml:space="preserve">; </w:t>
       </w:r>
       <w:hyperlink r:id="rId83">
         <w:r>
           <w:rPr>
+            <w:lang w:val="id_ID" w:bidi="id_ID"/>
+          </w:rPr>
+          <w:rPr>
             <w:color w:val="0000EE"/>
             <w:u w:val="single"/>
           </w:rPr>
@@ -1497,11 +2593,17 @@
         </w:r>
       </w:hyperlink>
       <w:r>
+        <w:rPr>
+          <w:lang w:val="id_ID" w:bidi="id_ID"/>
+        </w:rPr>
         <w:t xml:space="preserve">; </w:t>
       </w:r>
       <w:hyperlink r:id="rId84">
         <w:r>
           <w:rPr>
+            <w:lang w:val="id_ID" w:bidi="id_ID"/>
+          </w:rPr>
+          <w:rPr>
             <w:color w:val="0000EE"/>
             <w:u w:val="single"/>
           </w:rPr>
@@ -1509,11 +2611,17 @@
         </w:r>
       </w:hyperlink>
       <w:r>
+        <w:rPr>
+          <w:lang w:val="id_ID" w:bidi="id_ID"/>
+        </w:rPr>
         <w:t xml:space="preserve">; </w:t>
       </w:r>
       <w:hyperlink r:id="rId85">
         <w:r>
           <w:rPr>
+            <w:lang w:val="id_ID" w:bidi="id_ID"/>
+          </w:rPr>
+          <w:rPr>
             <w:color w:val="0000EE"/>
             <w:u w:val="single"/>
           </w:rPr>
@@ -1521,34 +2629,71 @@
         </w:r>
       </w:hyperlink>
       <w:r>
+        <w:rPr>
+          <w:lang w:val="id_ID" w:bidi="id_ID"/>
+        </w:rPr>
         <w:t>). Allah menciptakan manusia sebagai laki-laki dan perempuan, dan ketika manusia terlibat dalam kegiatan homoseksual, ini dianggap sebagai pelanggaran terhadap maksud penciptaan Allah.</w:t>
       </w:r>
-      <w:r/>
-      <w:r/>
-    </w:p>
-    <w:p>
-      <w:r/>
+      <w:r>
+        <w:rPr>
+          <w:lang w:val="id_ID" w:bidi="id_ID"/>
+        </w:rPr>
+      </w:r>
+      <w:r>
+        <w:rPr>
+          <w:lang w:val="id_ID" w:bidi="id_ID"/>
+        </w:rPr>
+      </w:r>
+    </w:p>
+    <w:p>
+      <w:pPr/>
+      <w:r>
+        <w:rPr>
+          <w:lang w:val="id_ID" w:bidi="id_ID"/>
+        </w:rPr>
+      </w:r>
     </w:p>
     <w:p>
       <w:pPr>
         <w:pStyle w:val="Heading2"/>
       </w:pPr>
       <w:r>
+        <w:rPr>
+          <w:lang w:val="id_ID" w:bidi="id_ID"/>
+        </w:rPr>
         <w:t>Roma 1:27</w:t>
       </w:r>
-      <w:r/>
-    </w:p>
-    <w:p>
-      <w:r/>
-      <w:r>
+      <w:r>
+        <w:rPr>
+          <w:lang w:val="id_ID" w:bidi="id_ID"/>
+        </w:rPr>
+      </w:r>
+    </w:p>
+    <w:p>
+      <w:pPr/>
+      <w:r>
+        <w:rPr>
+          <w:lang w:val="id_ID" w:bidi="id_ID"/>
+        </w:rPr>
+      </w:r>
+      <w:r>
+        <w:rPr>
+          <w:lang w:val="id_ID" w:bidi="id_ID"/>
+        </w:rPr>
         <w:t>mereka menerima dalam diri mereka balasan yang setimpal</w:t>
       </w:r>
       <w:r>
+        <w:rPr>
+          <w:lang w:val="id_ID" w:bidi="id_ID"/>
+        </w:rPr>
         <w:t xml:space="preserve">: Ketika orang-orang menyimpang dari tujuan Sang Pencipta, mereka dihakimi atas tindakan mereka sendiri. Penghakiman ini dapat berbentuk berbagai macam, tetapi konsekuensi akhirnya adalah kematian rohani (lihat </w:t>
       </w:r>
       <w:hyperlink r:id="rId86">
         <w:r>
           <w:rPr>
+            <w:lang w:val="id_ID" w:bidi="id_ID"/>
+          </w:rPr>
+          <w:rPr>
             <w:color w:val="0000EE"/>
             <w:u w:val="single"/>
           </w:rPr>
@@ -1556,83 +2701,180 @@
         </w:r>
       </w:hyperlink>
       <w:r>
+        <w:rPr>
+          <w:lang w:val="id_ID" w:bidi="id_ID"/>
+        </w:rPr>
         <w:t>).</w:t>
       </w:r>
-      <w:r/>
-      <w:r/>
-    </w:p>
-    <w:p>
-      <w:r/>
+      <w:r>
+        <w:rPr>
+          <w:lang w:val="id_ID" w:bidi="id_ID"/>
+        </w:rPr>
+      </w:r>
+      <w:r>
+        <w:rPr>
+          <w:lang w:val="id_ID" w:bidi="id_ID"/>
+        </w:rPr>
+      </w:r>
+    </w:p>
+    <w:p>
+      <w:pPr/>
+      <w:r>
+        <w:rPr>
+          <w:lang w:val="id_ID" w:bidi="id_ID"/>
+        </w:rPr>
+      </w:r>
     </w:p>
     <w:p>
       <w:pPr>
         <w:pStyle w:val="Heading2"/>
       </w:pPr>
       <w:r>
+        <w:rPr>
+          <w:lang w:val="id_ID" w:bidi="id_ID"/>
+        </w:rPr>
         <w:t>Roma 1:28</w:t>
       </w:r>
-      <w:r/>
-    </w:p>
-    <w:p>
-      <w:r/>
-      <w:r>
+      <w:r>
+        <w:rPr>
+          <w:lang w:val="id_ID" w:bidi="id_ID"/>
+        </w:rPr>
+      </w:r>
+    </w:p>
+    <w:p>
+      <w:pPr/>
+      <w:r>
+        <w:rPr>
+          <w:lang w:val="id_ID" w:bidi="id_ID"/>
+        </w:rPr>
+      </w:r>
+      <w:r>
+        <w:rPr>
+          <w:lang w:val="id_ID" w:bidi="id_ID"/>
+        </w:rPr>
         <w:t>tidak merasa perlu untuk mengakui Allah</w:t>
       </w:r>
       <w:r>
+        <w:rPr>
+          <w:lang w:val="id_ID" w:bidi="id_ID"/>
+        </w:rPr>
         <w:t>: Dosa mempengaruhi tindakan dan bahkan pikiran kita. Salah satu konsekuensi yang serius karena berpaling dari Allah adalah pikiran yang tidak pantas; Orang-orang tidak lagi dapat menggunakan pikiran mereka sebagaimana yang dimaksudkan oleh Allah.</w:t>
       </w:r>
-      <w:r/>
-      <w:r/>
-    </w:p>
-    <w:p>
-      <w:r/>
+      <w:r>
+        <w:rPr>
+          <w:lang w:val="id_ID" w:bidi="id_ID"/>
+        </w:rPr>
+      </w:r>
+      <w:r>
+        <w:rPr>
+          <w:lang w:val="id_ID" w:bidi="id_ID"/>
+        </w:rPr>
+      </w:r>
+    </w:p>
+    <w:p>
+      <w:pPr/>
+      <w:r>
+        <w:rPr>
+          <w:lang w:val="id_ID" w:bidi="id_ID"/>
+        </w:rPr>
+      </w:r>
     </w:p>
     <w:p>
       <w:pPr>
         <w:pStyle w:val="Heading2"/>
       </w:pPr>
       <w:r>
+        <w:rPr>
+          <w:lang w:val="id_ID" w:bidi="id_ID"/>
+        </w:rPr>
         <w:t>Roma 1:29–31</w:t>
       </w:r>
-      <w:r/>
-    </w:p>
-    <w:p>
-      <w:r/>
-      <w:r>
+      <w:r>
+        <w:rPr>
+          <w:lang w:val="id_ID" w:bidi="id_ID"/>
+        </w:rPr>
+      </w:r>
+    </w:p>
+    <w:p>
+      <w:pPr/>
+      <w:r>
+        <w:rPr>
+          <w:lang w:val="id_ID" w:bidi="id_ID"/>
+        </w:rPr>
+      </w:r>
+      <w:r>
+        <w:rPr>
+          <w:lang w:val="id_ID" w:bidi="id_ID"/>
+        </w:rPr>
         <w:t xml:space="preserve">Daftar dosa ini mengikuti bentuk sastra Yunani populer yang disebut </w:t>
       </w:r>
       <w:r>
         <w:rPr>
           <w:i/>
+          <w:lang w:val="id_ID" w:bidi="id_ID"/>
         </w:rPr>
         <w:t>daftar kejahatan.</w:t>
       </w:r>
       <w:r>
+        <w:rPr>
+          <w:lang w:val="id_ID" w:bidi="id_ID"/>
+        </w:rPr>
         <w:t xml:space="preserve"> Meskipun tidak lengkap, daftar ini mengingatkan pembaca tentang berbagai bentuk kejahatan yang mungkin yang dilakukan.</w:t>
       </w:r>
-      <w:r/>
-      <w:r/>
-    </w:p>
-    <w:p>
-      <w:r/>
+      <w:r>
+        <w:rPr>
+          <w:lang w:val="id_ID" w:bidi="id_ID"/>
+        </w:rPr>
+      </w:r>
+      <w:r>
+        <w:rPr>
+          <w:lang w:val="id_ID" w:bidi="id_ID"/>
+        </w:rPr>
+      </w:r>
+    </w:p>
+    <w:p>
+      <w:pPr/>
+      <w:r>
+        <w:rPr>
+          <w:lang w:val="id_ID" w:bidi="id_ID"/>
+        </w:rPr>
+      </w:r>
     </w:p>
     <w:p>
       <w:pPr>
         <w:pStyle w:val="Heading2"/>
       </w:pPr>
       <w:r>
+        <w:rPr>
+          <w:lang w:val="id_ID" w:bidi="id_ID"/>
+        </w:rPr>
         <w:t>Roma 1:32</w:t>
       </w:r>
-      <w:r/>
-    </w:p>
-    <w:p>
-      <w:r/>
-      <w:r>
+      <w:r>
+        <w:rPr>
+          <w:lang w:val="id_ID" w:bidi="id_ID"/>
+        </w:rPr>
+      </w:r>
+    </w:p>
+    <w:p>
+      <w:pPr/>
+      <w:r>
+        <w:rPr>
+          <w:lang w:val="id_ID" w:bidi="id_ID"/>
+        </w:rPr>
+      </w:r>
+      <w:r>
+        <w:rPr>
+          <w:lang w:val="id_ID" w:bidi="id_ID"/>
+        </w:rPr>
         <w:t>Mendorong orang lain untuk berbuat dosa lebih buruk daripada berbuat dosa sendiri (</w:t>
       </w:r>
       <w:hyperlink r:id="rId87">
         <w:r>
           <w:rPr>
+            <w:lang w:val="id_ID" w:bidi="id_ID"/>
+          </w:rPr>
+          <w:rPr>
             <w:color w:val="0000EE"/>
             <w:u w:val="single"/>
           </w:rPr>
@@ -1640,105 +2882,196 @@
         </w:r>
       </w:hyperlink>
       <w:r>
+        <w:rPr>
+          <w:lang w:val="id_ID" w:bidi="id_ID"/>
+        </w:rPr>
         <w:t xml:space="preserve">; bdk. </w:t>
       </w:r>
       <w:r>
         <w:rPr>
           <w:i/>
+          <w:lang w:val="id_ID" w:bidi="id_ID"/>
         </w:rPr>
         <w:t>Testamen Asyer</w:t>
       </w:r>
       <w:r>
+        <w:rPr>
+          <w:lang w:val="id_ID" w:bidi="id_ID"/>
+        </w:rPr>
         <w:t xml:space="preserve"> 6:2: “Orang yang bermuka dua, dihukum dua kali lipat karena mereka melakukan kejahatan dan juga menyetujui orang lain yang melakukannya; mereka meniru dan bergabung dengan roh kesesatan dalam perjuangan melawan umat manusia”).</w:t>
       </w:r>
-      <w:r/>
-      <w:r/>
-    </w:p>
-    <w:p>
-      <w:r/>
+      <w:r>
+        <w:rPr>
+          <w:lang w:val="id_ID" w:bidi="id_ID"/>
+        </w:rPr>
+      </w:r>
+      <w:r>
+        <w:rPr>
+          <w:lang w:val="id_ID" w:bidi="id_ID"/>
+        </w:rPr>
+      </w:r>
+    </w:p>
+    <w:p>
+      <w:pPr/>
+      <w:r>
+        <w:rPr>
+          <w:lang w:val="id_ID" w:bidi="id_ID"/>
+        </w:rPr>
+      </w:r>
     </w:p>
     <w:p>
       <w:pPr>
         <w:pStyle w:val="Heading2"/>
       </w:pPr>
       <w:r>
+        <w:rPr>
+          <w:lang w:val="id_ID" w:bidi="id_ID"/>
+        </w:rPr>
         <w:t>Roma 2:1–5</w:t>
       </w:r>
-      <w:r/>
-    </w:p>
-    <w:p>
-      <w:r/>
-      <w:r>
+      <w:r>
+        <w:rPr>
+          <w:lang w:val="id_ID" w:bidi="id_ID"/>
+        </w:rPr>
+      </w:r>
+    </w:p>
+    <w:p>
+      <w:pPr/>
+      <w:r>
+        <w:rPr>
+          <w:lang w:val="id_ID" w:bidi="id_ID"/>
+        </w:rPr>
+      </w:r>
+      <w:r>
+        <w:rPr>
+          <w:lang w:val="id_ID" w:bidi="id_ID"/>
+        </w:rPr>
         <w:t xml:space="preserve">Kata </w:t>
       </w:r>
       <w:r>
         <w:rPr>
           <w:i/>
+          <w:lang w:val="id_ID" w:bidi="id_ID"/>
         </w:rPr>
         <w:t>Kamu</w:t>
       </w:r>
       <w:r>
+        <w:rPr>
+          <w:lang w:val="id_ID" w:bidi="id_ID"/>
+        </w:rPr>
         <w:t xml:space="preserve"> adalah berbentuk tunggal dalam bahasa Yunani. Di sini, </w:t>
       </w:r>
       <w:r>
         <w:rPr>
           <w:i/>
+          <w:lang w:val="id_ID" w:bidi="id_ID"/>
         </w:rPr>
         <w:t>kamu</w:t>
       </w:r>
       <w:r>
+        <w:rPr>
+          <w:lang w:val="id_ID" w:bidi="id_ID"/>
+        </w:rPr>
         <w:t xml:space="preserve"> merujuk pada orang Yahudi yang merasa lebih unggul daripada orang non-Yahudi dan tidak merasa terancam oleh penghakiman. Paulus mengadopsi gaya sastra Yunani populer yang disebut </w:t>
       </w:r>
       <w:r>
         <w:rPr>
           <w:i/>
+          <w:lang w:val="id_ID" w:bidi="id_ID"/>
         </w:rPr>
         <w:t>diatribe,</w:t>
       </w:r>
       <w:r>
+        <w:rPr>
+          <w:lang w:val="id_ID" w:bidi="id_ID"/>
+        </w:rPr>
         <w:t xml:space="preserve"> di mana seorang penulis berusaha meyakinkan pembacanya untuk menerima pandangannya dengan menggambarkan debat antara dirinya dan lawan hipotetis (bersifat dugaan). • </w:t>
       </w:r>
       <w:r>
+        <w:rPr>
+          <w:lang w:val="id_ID" w:bidi="id_ID"/>
+        </w:rPr>
         <w:t>melakukan hal-hal yang sama</w:t>
       </w:r>
       <w:r>
+        <w:rPr>
+          <w:lang w:val="id_ID" w:bidi="id_ID"/>
+        </w:rPr>
         <w:t>: Maksud Paulus adalah bahwa orang Yahudi, seperti halnya orang non-Yahudi, berpaling dari wahyu Allah dan mengikuti jalan mereka sendiri.</w:t>
       </w:r>
-      <w:r/>
-      <w:r/>
-    </w:p>
-    <w:p>
-      <w:r/>
+      <w:r>
+        <w:rPr>
+          <w:lang w:val="id_ID" w:bidi="id_ID"/>
+        </w:rPr>
+      </w:r>
+      <w:r>
+        <w:rPr>
+          <w:lang w:val="id_ID" w:bidi="id_ID"/>
+        </w:rPr>
+      </w:r>
+    </w:p>
+    <w:p>
+      <w:pPr/>
+      <w:r>
+        <w:rPr>
+          <w:lang w:val="id_ID" w:bidi="id_ID"/>
+        </w:rPr>
+      </w:r>
     </w:p>
     <w:p>
       <w:pPr>
         <w:pStyle w:val="Heading2"/>
       </w:pPr>
       <w:r>
+        <w:rPr>
+          <w:lang w:val="id_ID" w:bidi="id_ID"/>
+        </w:rPr>
         <w:t>Roma 2:4</w:t>
       </w:r>
-      <w:r/>
-    </w:p>
-    <w:p>
-      <w:r/>
-      <w:r>
+      <w:r>
+        <w:rPr>
+          <w:lang w:val="id_ID" w:bidi="id_ID"/>
+        </w:rPr>
+      </w:r>
+    </w:p>
+    <w:p>
+      <w:pPr/>
+      <w:r>
+        <w:rPr>
+          <w:lang w:val="id_ID" w:bidi="id_ID"/>
+        </w:rPr>
+      </w:r>
+      <w:r>
+        <w:rPr>
+          <w:lang w:val="id_ID" w:bidi="id_ID"/>
+        </w:rPr>
         <w:t xml:space="preserve">Tidakkah engkau tahu, bahwa maksud kemurahan Allah ialah menuntun engkau kepada pertobatan? </w:t>
       </w:r>
       <w:r>
+        <w:rPr>
+          <w:lang w:val="id_ID" w:bidi="id_ID"/>
+        </w:rPr>
         <w:t xml:space="preserve">Di balik pertanyaan Paulus ini terdapat bagian-bagian dari kitab Yahudi (mis., </w:t>
       </w:r>
       <w:r>
         <w:rPr>
           <w:i/>
+          <w:lang w:val="id_ID" w:bidi="id_ID"/>
         </w:rPr>
         <w:t>Kebijaksanaan Salomo</w:t>
       </w:r>
       <w:r>
+        <w:rPr>
+          <w:lang w:val="id_ID" w:bidi="id_ID"/>
+        </w:rPr>
         <w:t xml:space="preserve"> 12–15; bandingkan </w:t>
       </w:r>
       <w:hyperlink r:id="rId88">
         <w:r>
           <w:rPr>
+            <w:lang w:val="id_ID" w:bidi="id_ID"/>
+          </w:rPr>
+          <w:rPr>
             <w:color w:val="0000EE"/>
             <w:u w:val="single"/>
           </w:rPr>
@@ -1746,11 +3079,17 @@
         </w:r>
       </w:hyperlink>
       <w:r>
+        <w:rPr>
+          <w:lang w:val="id_ID" w:bidi="id_ID"/>
+        </w:rPr>
         <w:t xml:space="preserve">; </w:t>
       </w:r>
       <w:hyperlink r:id="rId89">
         <w:r>
           <w:rPr>
+            <w:lang w:val="id_ID" w:bidi="id_ID"/>
+          </w:rPr>
+          <w:rPr>
             <w:color w:val="0000EE"/>
             <w:u w:val="single"/>
           </w:rPr>
@@ -1758,46 +3097,92 @@
         </w:r>
       </w:hyperlink>
       <w:r>
+        <w:rPr>
+          <w:lang w:val="id_ID" w:bidi="id_ID"/>
+        </w:rPr>
         <w:t>) yang menggambarkan sikap puas diri yang sering ada di kalangan Yahudi, mereka merasa aman terhadap ancaman penghakiman. Banyak orang Yahudi berpikir bahwa karena mereka adalah umat Allah, mereka tidak perlu khawatir tentang penghakiman, karena dosa mereka tidak akan dihukum seperti dosa orang-orang bukan Yahudi. Paulus menekankan bahwa kasih karunia Allah dimaksudkan untuk menjadikan orang Yahudi bertobat dari dosa mereka, bukan malah untuk membenarkan gaya hidup yang berdosa.</w:t>
       </w:r>
-      <w:r/>
-      <w:r/>
-    </w:p>
-    <w:p>
-      <w:r/>
+      <w:r>
+        <w:rPr>
+          <w:lang w:val="id_ID" w:bidi="id_ID"/>
+        </w:rPr>
+      </w:r>
+      <w:r>
+        <w:rPr>
+          <w:lang w:val="id_ID" w:bidi="id_ID"/>
+        </w:rPr>
+      </w:r>
+    </w:p>
+    <w:p>
+      <w:pPr/>
+      <w:r>
+        <w:rPr>
+          <w:lang w:val="id_ID" w:bidi="id_ID"/>
+        </w:rPr>
+      </w:r>
     </w:p>
     <w:p>
       <w:pPr>
         <w:pStyle w:val="Heading2"/>
       </w:pPr>
       <w:r>
+        <w:rPr>
+          <w:lang w:val="id_ID" w:bidi="id_ID"/>
+        </w:rPr>
         <w:t>Roma 2:6–11</w:t>
       </w:r>
-      <w:r/>
-    </w:p>
-    <w:p>
-      <w:r/>
-      <w:r>
+      <w:r>
+        <w:rPr>
+          <w:lang w:val="id_ID" w:bidi="id_ID"/>
+        </w:rPr>
+      </w:r>
+    </w:p>
+    <w:p>
+      <w:pPr/>
+      <w:r>
+        <w:rPr>
+          <w:lang w:val="id_ID" w:bidi="id_ID"/>
+        </w:rPr>
+      </w:r>
+      <w:r>
+        <w:rPr>
+          <w:lang w:val="id_ID" w:bidi="id_ID"/>
+        </w:rPr>
         <w:t xml:space="preserve">Paulus menggunakan </w:t>
       </w:r>
       <w:r>
         <w:rPr>
           <w:i/>
+          <w:lang w:val="id_ID" w:bidi="id_ID"/>
         </w:rPr>
         <w:t>Kiasmus</w:t>
       </w:r>
       <w:r>
+        <w:rPr>
+          <w:lang w:val="id_ID" w:bidi="id_ID"/>
+        </w:rPr>
         <w:t xml:space="preserve"> (pola "X") untuk menyampaikan maksudnya:</w:t>
       </w:r>
     </w:p>
     <w:p>
-      <w:r/>
-      <w:r>
+      <w:pPr/>
+      <w:r>
+        <w:rPr>
+          <w:lang w:val="id_ID" w:bidi="id_ID"/>
+        </w:rPr>
+      </w:r>
+      <w:r>
+        <w:rPr>
+          <w:lang w:val="id_ID" w:bidi="id_ID"/>
+        </w:rPr>
         <w:t>A Allah menghakimi semua orang dengan adil (</w:t>
       </w:r>
       <w:hyperlink r:id="rId90">
         <w:r>
           <w:rPr>
+            <w:lang w:val="id_ID" w:bidi="id_ID"/>
+          </w:rPr>
+          <w:rPr>
             <w:color w:val="0000EE"/>
             <w:u w:val="single"/>
           </w:rPr>
@@ -1805,17 +3190,31 @@
         </w:r>
       </w:hyperlink>
       <w:r>
+        <w:rPr>
+          <w:lang w:val="id_ID" w:bidi="id_ID"/>
+        </w:rPr>
         <w:t>)</w:t>
       </w:r>
     </w:p>
     <w:p>
-      <w:r/>
-      <w:r>
+      <w:pPr/>
+      <w:r>
+        <w:rPr>
+          <w:lang w:val="id_ID" w:bidi="id_ID"/>
+        </w:rPr>
+      </w:r>
+      <w:r>
+        <w:rPr>
+          <w:lang w:val="id_ID" w:bidi="id_ID"/>
+        </w:rPr>
         <w:t>B Kehidupan adalah upah karena berbuat baik (</w:t>
       </w:r>
       <w:hyperlink r:id="rId91">
         <w:r>
           <w:rPr>
+            <w:lang w:val="id_ID" w:bidi="id_ID"/>
+          </w:rPr>
+          <w:rPr>
             <w:color w:val="0000EE"/>
             <w:u w:val="single"/>
           </w:rPr>
@@ -1823,17 +3222,31 @@
         </w:r>
       </w:hyperlink>
       <w:r>
+        <w:rPr>
+          <w:lang w:val="id_ID" w:bidi="id_ID"/>
+        </w:rPr>
         <w:t>)</w:t>
       </w:r>
     </w:p>
     <w:p>
-      <w:r/>
-      <w:r>
+      <w:pPr/>
+      <w:r>
+        <w:rPr>
+          <w:lang w:val="id_ID" w:bidi="id_ID"/>
+        </w:rPr>
+      </w:r>
+      <w:r>
+        <w:rPr>
+          <w:lang w:val="id_ID" w:bidi="id_ID"/>
+        </w:rPr>
         <w:t>C Murka adalah hukuman untuk kejahatan (</w:t>
       </w:r>
       <w:hyperlink r:id="rId69">
         <w:r>
           <w:rPr>
+            <w:lang w:val="id_ID" w:bidi="id_ID"/>
+          </w:rPr>
+          <w:rPr>
             <w:color w:val="0000EE"/>
             <w:u w:val="single"/>
           </w:rPr>
@@ -1841,17 +3254,31 @@
         </w:r>
       </w:hyperlink>
       <w:r>
+        <w:rPr>
+          <w:lang w:val="id_ID" w:bidi="id_ID"/>
+        </w:rPr>
         <w:t>).</w:t>
       </w:r>
     </w:p>
     <w:p>
-      <w:r/>
-      <w:r>
+      <w:pPr/>
+      <w:r>
+        <w:rPr>
+          <w:lang w:val="id_ID" w:bidi="id_ID"/>
+        </w:rPr>
+      </w:r>
+      <w:r>
+        <w:rPr>
+          <w:lang w:val="id_ID" w:bidi="id_ID"/>
+        </w:rPr>
         <w:t>C′ Murka karena berbuat jahat (</w:t>
       </w:r>
       <w:hyperlink r:id="rId92">
         <w:r>
           <w:rPr>
+            <w:lang w:val="id_ID" w:bidi="id_ID"/>
+          </w:rPr>
+          <w:rPr>
             <w:color w:val="0000EE"/>
             <w:u w:val="single"/>
           </w:rPr>
@@ -1859,17 +3286,31 @@
         </w:r>
       </w:hyperlink>
       <w:r>
+        <w:rPr>
+          <w:lang w:val="id_ID" w:bidi="id_ID"/>
+        </w:rPr>
         <w:t>)</w:t>
       </w:r>
     </w:p>
     <w:p>
-      <w:r/>
-      <w:r>
+      <w:pPr/>
+      <w:r>
+        <w:rPr>
+          <w:lang w:val="id_ID" w:bidi="id_ID"/>
+        </w:rPr>
+      </w:r>
+      <w:r>
+        <w:rPr>
+          <w:lang w:val="id_ID" w:bidi="id_ID"/>
+        </w:rPr>
         <w:t>B′ Hidup bagi yang berbuat baik (</w:t>
       </w:r>
       <w:hyperlink r:id="rId93">
         <w:r>
           <w:rPr>
+            <w:lang w:val="id_ID" w:bidi="id_ID"/>
+          </w:rPr>
+          <w:rPr>
             <w:color w:val="0000EE"/>
             <w:u w:val="single"/>
           </w:rPr>
@@ -1877,17 +3318,31 @@
         </w:r>
       </w:hyperlink>
       <w:r>
+        <w:rPr>
+          <w:lang w:val="id_ID" w:bidi="id_ID"/>
+        </w:rPr>
         <w:t>)</w:t>
       </w:r>
     </w:p>
     <w:p>
-      <w:r/>
-      <w:r>
+      <w:pPr/>
+      <w:r>
+        <w:rPr>
+          <w:lang w:val="id_ID" w:bidi="id_ID"/>
+        </w:rPr>
+      </w:r>
+      <w:r>
+        <w:rPr>
+          <w:lang w:val="id_ID" w:bidi="id_ID"/>
+        </w:rPr>
         <w:t>A′ Allah tidak menunjukkan sikap pilih kasih (</w:t>
       </w:r>
       <w:hyperlink r:id="rId94">
         <w:r>
           <w:rPr>
+            <w:lang w:val="id_ID" w:bidi="id_ID"/>
+          </w:rPr>
+          <w:rPr>
             <w:color w:val="0000EE"/>
             <w:u w:val="single"/>
           </w:rPr>
@@ -1895,34 +3350,71 @@
         </w:r>
       </w:hyperlink>
       <w:r>
+        <w:rPr>
+          <w:lang w:val="id_ID" w:bidi="id_ID"/>
+        </w:rPr>
         <w:t>)</w:t>
       </w:r>
-      <w:r/>
-      <w:r/>
-    </w:p>
-    <w:p>
-      <w:r/>
+      <w:r>
+        <w:rPr>
+          <w:lang w:val="id_ID" w:bidi="id_ID"/>
+        </w:rPr>
+      </w:r>
+      <w:r>
+        <w:rPr>
+          <w:lang w:val="id_ID" w:bidi="id_ID"/>
+        </w:rPr>
+      </w:r>
+    </w:p>
+    <w:p>
+      <w:pPr/>
+      <w:r>
+        <w:rPr>
+          <w:lang w:val="id_ID" w:bidi="id_ID"/>
+        </w:rPr>
+      </w:r>
     </w:p>
     <w:p>
       <w:pPr>
         <w:pStyle w:val="Heading2"/>
       </w:pPr>
       <w:r>
+        <w:rPr>
+          <w:lang w:val="id_ID" w:bidi="id_ID"/>
+        </w:rPr>
         <w:t>Roma 2:7</w:t>
       </w:r>
-      <w:r/>
-    </w:p>
-    <w:p>
-      <w:r/>
-      <w:r>
+      <w:r>
+        <w:rPr>
+          <w:lang w:val="id_ID" w:bidi="id_ID"/>
+        </w:rPr>
+      </w:r>
+    </w:p>
+    <w:p>
+      <w:pPr/>
+      <w:r>
+        <w:rPr>
+          <w:lang w:val="id_ID" w:bidi="id_ID"/>
+        </w:rPr>
+      </w:r>
+      <w:r>
+        <w:rPr>
+          <w:lang w:val="id_ID" w:bidi="id_ID"/>
+        </w:rPr>
         <w:t>yaitu hidup kekal kepada mereka yang dengan tekun berbuat baik</w:t>
       </w:r>
       <w:r>
+        <w:rPr>
+          <w:lang w:val="id_ID" w:bidi="id_ID"/>
+        </w:rPr>
         <w:t>: Paulus menjelaskan di tempat lain bahwa tidak ada yang dapat menerima hidup yang kekal kecuali sebagai pemberian cuma-cuma dari Allah melalui iman (</w:t>
       </w:r>
       <w:hyperlink r:id="rId95">
         <w:r>
           <w:rPr>
+            <w:lang w:val="id_ID" w:bidi="id_ID"/>
+          </w:rPr>
+          <w:rPr>
             <w:color w:val="0000EE"/>
             <w:u w:val="single"/>
           </w:rPr>
@@ -1930,11 +3422,17 @@
         </w:r>
       </w:hyperlink>
       <w:r>
+        <w:rPr>
+          <w:lang w:val="id_ID" w:bidi="id_ID"/>
+        </w:rPr>
         <w:t xml:space="preserve">, </w:t>
       </w:r>
       <w:hyperlink r:id="rId96">
         <w:r>
           <w:rPr>
+            <w:lang w:val="id_ID" w:bidi="id_ID"/>
+          </w:rPr>
+          <w:rPr>
             <w:color w:val="0000EE"/>
             <w:u w:val="single"/>
           </w:rPr>
@@ -1942,11 +3440,17 @@
         </w:r>
       </w:hyperlink>
       <w:r>
+        <w:rPr>
+          <w:lang w:val="id_ID" w:bidi="id_ID"/>
+        </w:rPr>
         <w:t xml:space="preserve">; </w:t>
       </w:r>
       <w:hyperlink r:id="rId97">
         <w:r>
           <w:rPr>
+            <w:lang w:val="id_ID" w:bidi="id_ID"/>
+          </w:rPr>
+          <w:rPr>
             <w:color w:val="0000EE"/>
             <w:u w:val="single"/>
           </w:rPr>
@@ -1954,49 +3458,91 @@
         </w:r>
       </w:hyperlink>
       <w:r>
+        <w:rPr>
+          <w:lang w:val="id_ID" w:bidi="id_ID"/>
+        </w:rPr>
         <w:t>). Di sini, Paulus mungkin berbicara tentang orang Kristen yang perbuatan baiknya (yang dihasilkan dari iman) akan diperhitungkan dalam penghakiman Allah, atau dia mengingatkan pembaca tentang standar mutlak yang ditetapkan oleh kekudusan Allah sendiri, karena hanya melalui kesempurnaan maka orang berdosa dapat berharap untuk diterima di hadapan Allah. Seiring perkembangan argumen dalam surat ini, Paulus akan menunjukkan bahwa tidak ada yang mampu memenuhi standar tersebut.</w:t>
       </w:r>
-      <w:r/>
-      <w:r/>
-    </w:p>
-    <w:p>
-      <w:r/>
+      <w:r>
+        <w:rPr>
+          <w:lang w:val="id_ID" w:bidi="id_ID"/>
+        </w:rPr>
+      </w:r>
+      <w:r>
+        <w:rPr>
+          <w:lang w:val="id_ID" w:bidi="id_ID"/>
+        </w:rPr>
+      </w:r>
+    </w:p>
+    <w:p>
+      <w:pPr/>
+      <w:r>
+        <w:rPr>
+          <w:lang w:val="id_ID" w:bidi="id_ID"/>
+        </w:rPr>
+      </w:r>
     </w:p>
     <w:p>
       <w:pPr>
         <w:pStyle w:val="Heading2"/>
       </w:pPr>
       <w:r>
+        <w:rPr>
+          <w:lang w:val="id_ID" w:bidi="id_ID"/>
+        </w:rPr>
         <w:t>Roma 2:8</w:t>
       </w:r>
-      <w:r/>
-    </w:p>
-    <w:p>
-      <w:r/>
-      <w:r>
+      <w:r>
+        <w:rPr>
+          <w:lang w:val="id_ID" w:bidi="id_ID"/>
+        </w:rPr>
+      </w:r>
+    </w:p>
+    <w:p>
+      <w:pPr/>
+      <w:r>
+        <w:rPr>
+          <w:lang w:val="id_ID" w:bidi="id_ID"/>
+        </w:rPr>
+      </w:r>
+      <w:r>
+        <w:rPr>
+          <w:lang w:val="id_ID" w:bidi="id_ID"/>
+        </w:rPr>
         <w:t>Hidup untuk diri mereka sendiri adalah terjemahan kata Yunani yang langka (</w:t>
       </w:r>
       <w:r>
         <w:rPr>
           <w:i/>
+          <w:lang w:val="id_ID" w:bidi="id_ID"/>
         </w:rPr>
         <w:t>eritheia</w:t>
       </w:r>
       <w:r>
+        <w:rPr>
+          <w:lang w:val="id_ID" w:bidi="id_ID"/>
+        </w:rPr>
         <w:t xml:space="preserve">), yang tampaknya menyampaikan gagasan tentang ambisi yang egois atau perselisihan. Dengan menggunakan kata ini, Aristoteles mengkritik para politisi pada zamannya karena mencari jabatan publik demi keuntungan pribadi, bukan karena keinginan untuk melayani masyarakat (Aristoteles, </w:t>
       </w:r>
       <w:r>
         <w:rPr>
           <w:i/>
+          <w:lang w:val="id_ID" w:bidi="id_ID"/>
         </w:rPr>
         <w:t>Politics</w:t>
       </w:r>
       <w:r>
+        <w:rPr>
+          <w:lang w:val="id_ID" w:bidi="id_ID"/>
+        </w:rPr>
         <w:t xml:space="preserve"> 5.3; lihat juga </w:t>
       </w:r>
       <w:hyperlink r:id="rId98">
         <w:r>
           <w:rPr>
+            <w:lang w:val="id_ID" w:bidi="id_ID"/>
+          </w:rPr>
+          <w:rPr>
             <w:color w:val="0000EE"/>
             <w:u w:val="single"/>
           </w:rPr>
@@ -2004,11 +3550,17 @@
         </w:r>
       </w:hyperlink>
       <w:r>
+        <w:rPr>
+          <w:lang w:val="id_ID" w:bidi="id_ID"/>
+        </w:rPr>
         <w:t xml:space="preserve">; </w:t>
       </w:r>
       <w:hyperlink r:id="rId99">
         <w:r>
           <w:rPr>
+            <w:lang w:val="id_ID" w:bidi="id_ID"/>
+          </w:rPr>
+          <w:rPr>
             <w:color w:val="0000EE"/>
             <w:u w:val="single"/>
           </w:rPr>
@@ -2016,11 +3568,17 @@
         </w:r>
       </w:hyperlink>
       <w:r>
+        <w:rPr>
+          <w:lang w:val="id_ID" w:bidi="id_ID"/>
+        </w:rPr>
         <w:t xml:space="preserve">; </w:t>
       </w:r>
       <w:hyperlink r:id="rId100">
         <w:r>
           <w:rPr>
+            <w:lang w:val="id_ID" w:bidi="id_ID"/>
+          </w:rPr>
+          <w:rPr>
             <w:color w:val="0000EE"/>
             <w:u w:val="single"/>
           </w:rPr>
@@ -2028,11 +3586,17 @@
         </w:r>
       </w:hyperlink>
       <w:r>
+        <w:rPr>
+          <w:lang w:val="id_ID" w:bidi="id_ID"/>
+        </w:rPr>
         <w:t xml:space="preserve">; </w:t>
       </w:r>
       <w:hyperlink r:id="rId101">
         <w:r>
           <w:rPr>
+            <w:lang w:val="id_ID" w:bidi="id_ID"/>
+          </w:rPr>
+          <w:rPr>
             <w:color w:val="0000EE"/>
             <w:u w:val="single"/>
           </w:rPr>
@@ -2040,11 +3604,17 @@
         </w:r>
       </w:hyperlink>
       <w:r>
+        <w:rPr>
+          <w:lang w:val="id_ID" w:bidi="id_ID"/>
+        </w:rPr>
         <w:t xml:space="preserve">; </w:t>
       </w:r>
       <w:hyperlink r:id="rId102">
         <w:r>
           <w:rPr>
+            <w:lang w:val="id_ID" w:bidi="id_ID"/>
+          </w:rPr>
+          <w:rPr>
             <w:color w:val="0000EE"/>
             <w:u w:val="single"/>
           </w:rPr>
@@ -2052,11 +3622,17 @@
         </w:r>
       </w:hyperlink>
       <w:r>
+        <w:rPr>
+          <w:lang w:val="id_ID" w:bidi="id_ID"/>
+        </w:rPr>
         <w:t xml:space="preserve">, </w:t>
       </w:r>
       <w:hyperlink r:id="rId103">
         <w:r>
           <w:rPr>
+            <w:lang w:val="id_ID" w:bidi="id_ID"/>
+          </w:rPr>
+          <w:rPr>
             <w:color w:val="0000EE"/>
             <w:u w:val="single"/>
           </w:rPr>
@@ -2064,31 +3640,65 @@
         </w:r>
       </w:hyperlink>
       <w:r>
+        <w:rPr>
+          <w:lang w:val="id_ID" w:bidi="id_ID"/>
+        </w:rPr>
         <w:t>).</w:t>
       </w:r>
-      <w:r/>
-      <w:r/>
-    </w:p>
-    <w:p>
-      <w:r/>
+      <w:r>
+        <w:rPr>
+          <w:lang w:val="id_ID" w:bidi="id_ID"/>
+        </w:rPr>
+      </w:r>
+      <w:r>
+        <w:rPr>
+          <w:lang w:val="id_ID" w:bidi="id_ID"/>
+        </w:rPr>
+      </w:r>
+    </w:p>
+    <w:p>
+      <w:pPr/>
+      <w:r>
+        <w:rPr>
+          <w:lang w:val="id_ID" w:bidi="id_ID"/>
+        </w:rPr>
+      </w:r>
     </w:p>
     <w:p>
       <w:pPr>
         <w:pStyle w:val="Heading2"/>
       </w:pPr>
       <w:r>
+        <w:rPr>
+          <w:lang w:val="id_ID" w:bidi="id_ID"/>
+        </w:rPr>
         <w:t>Roma 2:12</w:t>
       </w:r>
-      <w:r/>
-    </w:p>
-    <w:p>
-      <w:r/>
-      <w:r>
+      <w:r>
+        <w:rPr>
+          <w:lang w:val="id_ID" w:bidi="id_ID"/>
+        </w:rPr>
+      </w:r>
+    </w:p>
+    <w:p>
+      <w:pPr/>
+      <w:r>
+        <w:rPr>
+          <w:lang w:val="id_ID" w:bidi="id_ID"/>
+        </w:rPr>
+      </w:r>
+      <w:r>
+        <w:rPr>
+          <w:lang w:val="id_ID" w:bidi="id_ID"/>
+        </w:rPr>
         <w:t xml:space="preserve">binasa: Istilah umum dalam Perjanjian Baru ini menggambarkan nasib orang jahat setelah kematian (lihat juga </w:t>
       </w:r>
       <w:hyperlink r:id="rId104">
         <w:r>
           <w:rPr>
+            <w:lang w:val="id_ID" w:bidi="id_ID"/>
+          </w:rPr>
+          <w:rPr>
             <w:color w:val="0000EE"/>
             <w:u w:val="single"/>
           </w:rPr>
@@ -2096,11 +3706,17 @@
         </w:r>
       </w:hyperlink>
       <w:r>
+        <w:rPr>
+          <w:lang w:val="id_ID" w:bidi="id_ID"/>
+        </w:rPr>
         <w:t xml:space="preserve">; </w:t>
       </w:r>
       <w:hyperlink r:id="rId105">
         <w:r>
           <w:rPr>
+            <w:lang w:val="id_ID" w:bidi="id_ID"/>
+          </w:rPr>
+          <w:rPr>
             <w:color w:val="0000EE"/>
             <w:u w:val="single"/>
           </w:rPr>
@@ -2108,11 +3724,17 @@
         </w:r>
       </w:hyperlink>
       <w:r>
+        <w:rPr>
+          <w:lang w:val="id_ID" w:bidi="id_ID"/>
+        </w:rPr>
         <w:t xml:space="preserve">; </w:t>
       </w:r>
       <w:hyperlink r:id="rId106">
         <w:r>
           <w:rPr>
+            <w:lang w:val="id_ID" w:bidi="id_ID"/>
+          </w:rPr>
+          <w:rPr>
             <w:color w:val="0000EE"/>
             <w:u w:val="single"/>
           </w:rPr>
@@ -2120,11 +3742,17 @@
         </w:r>
       </w:hyperlink>
       <w:r>
+        <w:rPr>
+          <w:lang w:val="id_ID" w:bidi="id_ID"/>
+        </w:rPr>
         <w:t xml:space="preserve">; </w:t>
       </w:r>
       <w:hyperlink r:id="rId107">
         <w:r>
           <w:rPr>
+            <w:lang w:val="id_ID" w:bidi="id_ID"/>
+          </w:rPr>
+          <w:rPr>
             <w:color w:val="0000EE"/>
             <w:u w:val="single"/>
           </w:rPr>
@@ -2132,11 +3760,17 @@
         </w:r>
       </w:hyperlink>
       <w:r>
+        <w:rPr>
+          <w:lang w:val="id_ID" w:bidi="id_ID"/>
+        </w:rPr>
         <w:t xml:space="preserve">; </w:t>
       </w:r>
       <w:hyperlink r:id="rId108">
         <w:r>
           <w:rPr>
+            <w:lang w:val="id_ID" w:bidi="id_ID"/>
+          </w:rPr>
+          <w:rPr>
             <w:color w:val="0000EE"/>
             <w:u w:val="single"/>
           </w:rPr>
@@ -2144,11 +3778,17 @@
         </w:r>
       </w:hyperlink>
       <w:r>
+        <w:rPr>
+          <w:lang w:val="id_ID" w:bidi="id_ID"/>
+        </w:rPr>
         <w:t xml:space="preserve">; </w:t>
       </w:r>
       <w:hyperlink r:id="rId109">
         <w:r>
           <w:rPr>
+            <w:lang w:val="id_ID" w:bidi="id_ID"/>
+          </w:rPr>
+          <w:rPr>
             <w:color w:val="0000EE"/>
             <w:u w:val="single"/>
           </w:rPr>
@@ -2156,11 +3796,17 @@
         </w:r>
       </w:hyperlink>
       <w:r>
+        <w:rPr>
+          <w:lang w:val="id_ID" w:bidi="id_ID"/>
+        </w:rPr>
         <w:t xml:space="preserve">; </w:t>
       </w:r>
       <w:hyperlink r:id="rId110">
         <w:r>
           <w:rPr>
+            <w:lang w:val="id_ID" w:bidi="id_ID"/>
+          </w:rPr>
+          <w:rPr>
             <w:color w:val="0000EE"/>
             <w:u w:val="single"/>
           </w:rPr>
@@ -2168,11 +3814,17 @@
         </w:r>
       </w:hyperlink>
       <w:r>
+        <w:rPr>
+          <w:lang w:val="id_ID" w:bidi="id_ID"/>
+        </w:rPr>
         <w:t xml:space="preserve">; </w:t>
       </w:r>
       <w:hyperlink r:id="rId111">
         <w:r>
           <w:rPr>
+            <w:lang w:val="id_ID" w:bidi="id_ID"/>
+          </w:rPr>
+          <w:rPr>
             <w:color w:val="0000EE"/>
             <w:u w:val="single"/>
           </w:rPr>
@@ -2180,11 +3832,17 @@
         </w:r>
       </w:hyperlink>
       <w:r>
+        <w:rPr>
+          <w:lang w:val="id_ID" w:bidi="id_ID"/>
+        </w:rPr>
         <w:t xml:space="preserve">; </w:t>
       </w:r>
       <w:hyperlink r:id="rId112">
         <w:r>
           <w:rPr>
+            <w:lang w:val="id_ID" w:bidi="id_ID"/>
+          </w:rPr>
+          <w:rPr>
             <w:color w:val="0000EE"/>
             <w:u w:val="single"/>
           </w:rPr>
@@ -2192,11 +3850,17 @@
         </w:r>
       </w:hyperlink>
       <w:r>
+        <w:rPr>
+          <w:lang w:val="id_ID" w:bidi="id_ID"/>
+        </w:rPr>
         <w:t xml:space="preserve">; </w:t>
       </w:r>
       <w:hyperlink r:id="rId113">
         <w:r>
           <w:rPr>
+            <w:lang w:val="id_ID" w:bidi="id_ID"/>
+          </w:rPr>
+          <w:rPr>
             <w:color w:val="0000EE"/>
             <w:u w:val="single"/>
           </w:rPr>
@@ -2204,40 +3868,83 @@
         </w:r>
       </w:hyperlink>
       <w:r>
+        <w:rPr>
+          <w:lang w:val="id_ID" w:bidi="id_ID"/>
+        </w:rPr>
         <w:t xml:space="preserve">). Orang berdosa yang dihukum, keberadaannya tidak berhenti, tetapi mereka menderita hukuman kekal, yang di dalamnya termasuk kehancuran kekal atas semua kebaikan dalam diri dan pengalaman mereka. • </w:t>
       </w:r>
       <w:r>
+        <w:rPr>
+          <w:lang w:val="id_ID" w:bidi="id_ID"/>
+        </w:rPr>
         <w:t>semua orang yang berdosa di bawah hukum Taurat</w:t>
       </w:r>
       <w:r>
+        <w:rPr>
+          <w:lang w:val="id_ID" w:bidi="id_ID"/>
+        </w:rPr>
         <w:t>: Orang Yahudi diberi Hukum Musa / Taurat, sementara orang non-Yahudi tidak pernah memiliki hukum tertulis dari Allah. Pada masa Perjanjian Baru, orang Yahudi menekankan bahwa mereka memiliki Hukum Taurat, dan itu adalah tanda kemurahan Allah atas mereka, bahkan jaminan keselamatan.</w:t>
       </w:r>
-      <w:r/>
-      <w:r/>
-    </w:p>
-    <w:p>
-      <w:r/>
+      <w:r>
+        <w:rPr>
+          <w:lang w:val="id_ID" w:bidi="id_ID"/>
+        </w:rPr>
+      </w:r>
+      <w:r>
+        <w:rPr>
+          <w:lang w:val="id_ID" w:bidi="id_ID"/>
+        </w:rPr>
+      </w:r>
+    </w:p>
+    <w:p>
+      <w:pPr/>
+      <w:r>
+        <w:rPr>
+          <w:lang w:val="id_ID" w:bidi="id_ID"/>
+        </w:rPr>
+      </w:r>
     </w:p>
     <w:p>
       <w:pPr>
         <w:pStyle w:val="Heading2"/>
       </w:pPr>
       <w:r>
+        <w:rPr>
+          <w:lang w:val="id_ID" w:bidi="id_ID"/>
+        </w:rPr>
         <w:t>Roma 2:13</w:t>
       </w:r>
-      <w:r/>
-    </w:p>
-    <w:p>
-      <w:r/>
-      <w:r>
+      <w:r>
+        <w:rPr>
+          <w:lang w:val="id_ID" w:bidi="id_ID"/>
+        </w:rPr>
+      </w:r>
+    </w:p>
+    <w:p>
+      <w:pPr/>
+      <w:r>
+        <w:rPr>
+          <w:lang w:val="id_ID" w:bidi="id_ID"/>
+        </w:rPr>
+      </w:r>
+      <w:r>
+        <w:rPr>
+          <w:lang w:val="id_ID" w:bidi="id_ID"/>
+        </w:rPr>
         <w:t>melakukan hukum Tauratlah yang akan dibenarkan:</w:t>
       </w:r>
       <w:r>
+        <w:rPr>
+          <w:lang w:val="id_ID" w:bidi="id_ID"/>
+        </w:rPr>
         <w:t xml:space="preserve"> Mengenai janji kebenaran melalui ketaatan, lihat </w:t>
       </w:r>
       <w:hyperlink r:id="rId91">
         <w:r>
           <w:rPr>
+            <w:lang w:val="id_ID" w:bidi="id_ID"/>
+          </w:rPr>
+          <w:rPr>
             <w:color w:val="0000EE"/>
             <w:u w:val="single"/>
           </w:rPr>
@@ -2245,11 +3952,17 @@
         </w:r>
       </w:hyperlink>
       <w:r>
+        <w:rPr>
+          <w:lang w:val="id_ID" w:bidi="id_ID"/>
+        </w:rPr>
         <w:t xml:space="preserve">; lihat juga </w:t>
       </w:r>
       <w:hyperlink r:id="rId114">
         <w:r>
           <w:rPr>
+            <w:lang w:val="id_ID" w:bidi="id_ID"/>
+          </w:rPr>
+          <w:rPr>
             <w:color w:val="0000EE"/>
             <w:u w:val="single"/>
           </w:rPr>
@@ -2257,31 +3970,65 @@
         </w:r>
       </w:hyperlink>
       <w:r>
+        <w:rPr>
+          <w:lang w:val="id_ID" w:bidi="id_ID"/>
+        </w:rPr>
         <w:t>.</w:t>
       </w:r>
-      <w:r/>
-      <w:r/>
-    </w:p>
-    <w:p>
-      <w:r/>
+      <w:r>
+        <w:rPr>
+          <w:lang w:val="id_ID" w:bidi="id_ID"/>
+        </w:rPr>
+      </w:r>
+      <w:r>
+        <w:rPr>
+          <w:lang w:val="id_ID" w:bidi="id_ID"/>
+        </w:rPr>
+      </w:r>
+    </w:p>
+    <w:p>
+      <w:pPr/>
+      <w:r>
+        <w:rPr>
+          <w:lang w:val="id_ID" w:bidi="id_ID"/>
+        </w:rPr>
+      </w:r>
     </w:p>
     <w:p>
       <w:pPr>
         <w:pStyle w:val="Heading2"/>
       </w:pPr>
       <w:r>
+        <w:rPr>
+          <w:lang w:val="id_ID" w:bidi="id_ID"/>
+        </w:rPr>
         <w:t>Roma 2:14–15</w:t>
       </w:r>
-      <w:r/>
-    </w:p>
-    <w:p>
-      <w:r/>
-      <w:r>
+      <w:r>
+        <w:rPr>
+          <w:lang w:val="id_ID" w:bidi="id_ID"/>
+        </w:rPr>
+      </w:r>
+    </w:p>
+    <w:p>
+      <w:pPr/>
+      <w:r>
+        <w:rPr>
+          <w:lang w:val="id_ID" w:bidi="id_ID"/>
+        </w:rPr>
+      </w:r>
+      <w:r>
+        <w:rPr>
+          <w:lang w:val="id_ID" w:bidi="id_ID"/>
+        </w:rPr>
         <w:t>Orang-orang non-Yahudi yang mengetahui hukum tersebut dan secara naluriah (oleh dorongan sendiri) menaatinya mungkin adalah orang-orang Kristen non-Yahudi, terutama karena hukum itu tertulis di dalam hati mereka (</w:t>
       </w:r>
       <w:hyperlink r:id="rId115">
         <w:r>
           <w:rPr>
+            <w:lang w:val="id_ID" w:bidi="id_ID"/>
+          </w:rPr>
+          <w:rPr>
             <w:color w:val="0000EE"/>
             <w:u w:val="single"/>
           </w:rPr>
@@ -2289,11 +4036,17 @@
         </w:r>
       </w:hyperlink>
       <w:r>
+        <w:rPr>
+          <w:lang w:val="id_ID" w:bidi="id_ID"/>
+        </w:rPr>
         <w:t>), merujuk pada nubuat perjanjian yang baru (</w:t>
       </w:r>
       <w:hyperlink r:id="rId116">
         <w:r>
           <w:rPr>
+            <w:lang w:val="id_ID" w:bidi="id_ID"/>
+          </w:rPr>
+          <w:rPr>
             <w:color w:val="0000EE"/>
             <w:u w:val="single"/>
           </w:rPr>
@@ -2301,43 +4054,84 @@
         </w:r>
       </w:hyperlink>
       <w:r>
+        <w:rPr>
+          <w:lang w:val="id_ID" w:bidi="id_ID"/>
+        </w:rPr>
         <w:t xml:space="preserve">). Atau, mereka bisa jadi adalah orang-orang non-Yahudi dan non-Kristen yang memahami hukum moral Allah yang umum melalui hati nurani mereka. Dalam hal ini, Paulus mungkin menggunakan konsep </w:t>
       </w:r>
       <w:r>
         <w:rPr>
           <w:i/>
+          <w:lang w:val="id_ID" w:bidi="id_ID"/>
         </w:rPr>
         <w:t>hukum alam</w:t>
       </w:r>
       <w:r>
+        <w:rPr>
+          <w:lang w:val="id_ID" w:bidi="id_ID"/>
+        </w:rPr>
         <w:t xml:space="preserve"> untuk menunjukkan bagaimana semua orang dapat dimintai pertanggungjawaban atas persyaratan-persyaratan tertentu dari dasar moral.</w:t>
       </w:r>
-      <w:r/>
-      <w:r/>
-    </w:p>
-    <w:p>
-      <w:r/>
+      <w:r>
+        <w:rPr>
+          <w:lang w:val="id_ID" w:bidi="id_ID"/>
+        </w:rPr>
+      </w:r>
+      <w:r>
+        <w:rPr>
+          <w:lang w:val="id_ID" w:bidi="id_ID"/>
+        </w:rPr>
+      </w:r>
+    </w:p>
+    <w:p>
+      <w:pPr/>
+      <w:r>
+        <w:rPr>
+          <w:lang w:val="id_ID" w:bidi="id_ID"/>
+        </w:rPr>
+      </w:r>
     </w:p>
     <w:p>
       <w:pPr>
         <w:pStyle w:val="Heading2"/>
       </w:pPr>
       <w:r>
+        <w:rPr>
+          <w:lang w:val="id_ID" w:bidi="id_ID"/>
+        </w:rPr>
         <w:t>Roma 2:16</w:t>
       </w:r>
-      <w:r/>
-    </w:p>
-    <w:p>
-      <w:r/>
-      <w:r>
+      <w:r>
+        <w:rPr>
+          <w:lang w:val="id_ID" w:bidi="id_ID"/>
+        </w:rPr>
+      </w:r>
+    </w:p>
+    <w:p>
+      <w:pPr/>
+      <w:r>
+        <w:rPr>
+          <w:lang w:val="id_ID" w:bidi="id_ID"/>
+        </w:rPr>
+      </w:r>
+      <w:r>
+        <w:rPr>
+          <w:lang w:val="id_ID" w:bidi="id_ID"/>
+        </w:rPr>
         <w:t>segala sesuatu yang tersembunyi</w:t>
       </w:r>
       <w:r>
+        <w:rPr>
+          <w:lang w:val="id_ID" w:bidi="id_ID"/>
+        </w:rPr>
         <w:t xml:space="preserve">: Kitab Suci sering menekankan bahwa Allah akan menghakimi manusia berdasarkan pikiran dan niat hati mereka (lihat </w:t>
       </w:r>
       <w:hyperlink r:id="rId117">
         <w:r>
           <w:rPr>
+            <w:lang w:val="id_ID" w:bidi="id_ID"/>
+          </w:rPr>
+          <w:rPr>
             <w:color w:val="0000EE"/>
             <w:u w:val="single"/>
           </w:rPr>
@@ -2345,11 +4139,17 @@
         </w:r>
       </w:hyperlink>
       <w:r>
+        <w:rPr>
+          <w:lang w:val="id_ID" w:bidi="id_ID"/>
+        </w:rPr>
         <w:t xml:space="preserve">; </w:t>
       </w:r>
       <w:hyperlink r:id="rId118">
         <w:r>
           <w:rPr>
+            <w:lang w:val="id_ID" w:bidi="id_ID"/>
+          </w:rPr>
+          <w:rPr>
             <w:color w:val="0000EE"/>
             <w:u w:val="single"/>
           </w:rPr>
@@ -2357,11 +4157,17 @@
         </w:r>
       </w:hyperlink>
       <w:r>
+        <w:rPr>
+          <w:lang w:val="id_ID" w:bidi="id_ID"/>
+        </w:rPr>
         <w:t xml:space="preserve">; </w:t>
       </w:r>
       <w:hyperlink r:id="rId119">
         <w:r>
           <w:rPr>
+            <w:lang w:val="id_ID" w:bidi="id_ID"/>
+          </w:rPr>
+          <w:rPr>
             <w:color w:val="0000EE"/>
             <w:u w:val="single"/>
           </w:rPr>
@@ -2369,31 +4175,65 @@
         </w:r>
       </w:hyperlink>
       <w:r>
+        <w:rPr>
+          <w:lang w:val="id_ID" w:bidi="id_ID"/>
+        </w:rPr>
         <w:t>).</w:t>
       </w:r>
-      <w:r/>
-      <w:r/>
-    </w:p>
-    <w:p>
-      <w:r/>
+      <w:r>
+        <w:rPr>
+          <w:lang w:val="id_ID" w:bidi="id_ID"/>
+        </w:rPr>
+      </w:r>
+      <w:r>
+        <w:rPr>
+          <w:lang w:val="id_ID" w:bidi="id_ID"/>
+        </w:rPr>
+      </w:r>
+    </w:p>
+    <w:p>
+      <w:pPr/>
+      <w:r>
+        <w:rPr>
+          <w:lang w:val="id_ID" w:bidi="id_ID"/>
+        </w:rPr>
+      </w:r>
     </w:p>
     <w:p>
       <w:pPr>
         <w:pStyle w:val="Heading2"/>
       </w:pPr>
       <w:r>
+        <w:rPr>
+          <w:lang w:val="id_ID" w:bidi="id_ID"/>
+        </w:rPr>
         <w:t>Roma 2:17–20</w:t>
       </w:r>
-      <w:r/>
-    </w:p>
-    <w:p>
-      <w:r/>
-      <w:r>
+      <w:r>
+        <w:rPr>
+          <w:lang w:val="id_ID" w:bidi="id_ID"/>
+        </w:rPr>
+      </w:r>
+    </w:p>
+    <w:p>
+      <w:pPr/>
+      <w:r>
+        <w:rPr>
+          <w:lang w:val="id_ID" w:bidi="id_ID"/>
+        </w:rPr>
+      </w:r>
+      <w:r>
+        <w:rPr>
+          <w:lang w:val="id_ID" w:bidi="id_ID"/>
+        </w:rPr>
         <w:t xml:space="preserve">Kemegahanan orang Yahudi mencerminkan ajaran Perjanjian Lama dan Yahudi, tentang hak istimewa dan tanggung jawab yang Allah berikan kepada Israel. Allah memberikan hukum-Nya kepada Israel, masuk ke dalam hubungan khusus dengan mereka, dan menugaskan mereka untuk menjadi terang bagi bangsa-bangsa lain (lihat </w:t>
       </w:r>
       <w:hyperlink r:id="rId120">
         <w:r>
           <w:rPr>
+            <w:lang w:val="id_ID" w:bidi="id_ID"/>
+          </w:rPr>
+          <w:rPr>
             <w:color w:val="0000EE"/>
             <w:u w:val="single"/>
           </w:rPr>
@@ -2401,69 +4241,144 @@
         </w:r>
       </w:hyperlink>
       <w:r>
+        <w:rPr>
+          <w:lang w:val="id_ID" w:bidi="id_ID"/>
+        </w:rPr>
         <w:t>). Orang Yahudi tidak salah dalam menikmati berkat-berkat semacam ini; kesalahan mereka adalah gagal menjalani hidup sesuai posisi mereka yang istimewa.</w:t>
       </w:r>
-      <w:r/>
-      <w:r/>
-    </w:p>
-    <w:p>
-      <w:r/>
+      <w:r>
+        <w:rPr>
+          <w:lang w:val="id_ID" w:bidi="id_ID"/>
+        </w:rPr>
+      </w:r>
+      <w:r>
+        <w:rPr>
+          <w:lang w:val="id_ID" w:bidi="id_ID"/>
+        </w:rPr>
+      </w:r>
+    </w:p>
+    <w:p>
+      <w:pPr/>
+      <w:r>
+        <w:rPr>
+          <w:lang w:val="id_ID" w:bidi="id_ID"/>
+        </w:rPr>
+      </w:r>
     </w:p>
     <w:p>
       <w:pPr>
         <w:pStyle w:val="Heading2"/>
       </w:pPr>
       <w:r>
+        <w:rPr>
+          <w:lang w:val="id_ID" w:bidi="id_ID"/>
+        </w:rPr>
         <w:t>Roma 2:21–22</w:t>
       </w:r>
-      <w:r/>
-    </w:p>
-    <w:p>
-      <w:r/>
-      <w:r>
+      <w:r>
+        <w:rPr>
+          <w:lang w:val="id_ID" w:bidi="id_ID"/>
+        </w:rPr>
+      </w:r>
+    </w:p>
+    <w:p>
+      <w:pPr/>
+      <w:r>
+        <w:rPr>
+          <w:lang w:val="id_ID" w:bidi="id_ID"/>
+        </w:rPr>
+      </w:r>
+      <w:r>
+        <w:rPr>
+          <w:lang w:val="id_ID" w:bidi="id_ID"/>
+        </w:rPr>
         <w:t xml:space="preserve">Paulus sekali lagi menggunakan gaya sastra </w:t>
       </w:r>
       <w:r>
         <w:rPr>
           <w:i/>
+          <w:lang w:val="id_ID" w:bidi="id_ID"/>
         </w:rPr>
         <w:t xml:space="preserve">diatribe </w:t>
       </w:r>
       <w:r>
+        <w:rPr>
+          <w:lang w:val="id_ID" w:bidi="id_ID"/>
+        </w:rPr>
         <w:t xml:space="preserve">untuk menunjukkan pengakuan orang Yahudi yang tidak konsisten (lihat </w:t>
       </w:r>
       <w:r>
+        <w:rPr>
+          <w:lang w:val="id_ID" w:bidi="id_ID"/>
+        </w:rPr>
         <w:t>catatan studi pada Rm. 2:1–5</w:t>
       </w:r>
       <w:r>
+        <w:rPr>
+          <w:lang w:val="id_ID" w:bidi="id_ID"/>
+        </w:rPr>
         <w:t>).</w:t>
       </w:r>
-      <w:r/>
-      <w:r/>
-    </w:p>
-    <w:p>
-      <w:r/>
+      <w:r>
+        <w:rPr>
+          <w:lang w:val="id_ID" w:bidi="id_ID"/>
+        </w:rPr>
+      </w:r>
+      <w:r>
+        <w:rPr>
+          <w:lang w:val="id_ID" w:bidi="id_ID"/>
+        </w:rPr>
+      </w:r>
+    </w:p>
+    <w:p>
+      <w:pPr/>
+      <w:r>
+        <w:rPr>
+          <w:lang w:val="id_ID" w:bidi="id_ID"/>
+        </w:rPr>
+      </w:r>
     </w:p>
     <w:p>
       <w:pPr>
         <w:pStyle w:val="Heading2"/>
       </w:pPr>
       <w:r>
+        <w:rPr>
+          <w:lang w:val="id_ID" w:bidi="id_ID"/>
+        </w:rPr>
         <w:t>Roma 2:22</w:t>
       </w:r>
-      <w:r/>
-    </w:p>
-    <w:p>
-      <w:r/>
-      <w:r>
+      <w:r>
+        <w:rPr>
+          <w:lang w:val="id_ID" w:bidi="id_ID"/>
+        </w:rPr>
+      </w:r>
+    </w:p>
+    <w:p>
+      <w:pPr/>
+      <w:r>
+        <w:rPr>
+          <w:lang w:val="id_ID" w:bidi="id_ID"/>
+        </w:rPr>
+      </w:r>
+      <w:r>
+        <w:rPr>
+          <w:lang w:val="id_ID" w:bidi="id_ID"/>
+        </w:rPr>
         <w:t xml:space="preserve">mengapa engkau sendiri merampok rumah berhala? </w:t>
       </w:r>
       <w:r>
+        <w:rPr>
+          <w:lang w:val="id_ID" w:bidi="id_ID"/>
+        </w:rPr>
         <w:t xml:space="preserve">Hukum Perjanjian Lama melarang orang Yahudi berurusan dengan berhala orang kafir (lihat </w:t>
       </w:r>
       <w:hyperlink r:id="rId121">
         <w:r>
           <w:rPr>
+            <w:lang w:val="id_ID" w:bidi="id_ID"/>
+          </w:rPr>
+          <w:rPr>
             <w:color w:val="0000EE"/>
             <w:u w:val="single"/>
           </w:rPr>
@@ -2471,31 +4386,65 @@
         </w:r>
       </w:hyperlink>
       <w:r>
+        <w:rPr>
+          <w:lang w:val="id_ID" w:bidi="id_ID"/>
+        </w:rPr>
         <w:t>), tetapi pada abad pertama, orang Yahudi tidak selalu mengikuti hukum ini dengan ketat. Kadang-kadang, mereka mencuri berhala dan menggunakan atau menjual logam berharga tersebut.</w:t>
       </w:r>
-      <w:r/>
-      <w:r/>
-    </w:p>
-    <w:p>
-      <w:r/>
+      <w:r>
+        <w:rPr>
+          <w:lang w:val="id_ID" w:bidi="id_ID"/>
+        </w:rPr>
+      </w:r>
+      <w:r>
+        <w:rPr>
+          <w:lang w:val="id_ID" w:bidi="id_ID"/>
+        </w:rPr>
+      </w:r>
+    </w:p>
+    <w:p>
+      <w:pPr/>
+      <w:r>
+        <w:rPr>
+          <w:lang w:val="id_ID" w:bidi="id_ID"/>
+        </w:rPr>
+      </w:r>
     </w:p>
     <w:p>
       <w:pPr>
         <w:pStyle w:val="Heading2"/>
       </w:pPr>
       <w:r>
+        <w:rPr>
+          <w:lang w:val="id_ID" w:bidi="id_ID"/>
+        </w:rPr>
         <w:t>Roma 2:24</w:t>
       </w:r>
-      <w:r/>
-    </w:p>
-    <w:p>
-      <w:r/>
-      <w:r>
+      <w:r>
+        <w:rPr>
+          <w:lang w:val="id_ID" w:bidi="id_ID"/>
+        </w:rPr>
+      </w:r>
+    </w:p>
+    <w:p>
+      <w:pPr/>
+      <w:r>
+        <w:rPr>
+          <w:lang w:val="id_ID" w:bidi="id_ID"/>
+        </w:rPr>
+      </w:r>
+      <w:r>
+        <w:rPr>
+          <w:lang w:val="id_ID" w:bidi="id_ID"/>
+        </w:rPr>
         <w:t xml:space="preserve">Paulus mengutip </w:t>
       </w:r>
       <w:hyperlink r:id="rId122">
         <w:r>
           <w:rPr>
+            <w:lang w:val="id_ID" w:bidi="id_ID"/>
+          </w:rPr>
+          <w:rPr>
             <w:color w:val="0000EE"/>
             <w:u w:val="single"/>
           </w:rPr>
@@ -2503,31 +4452,65 @@
         </w:r>
       </w:hyperlink>
       <w:r>
+        <w:rPr>
+          <w:lang w:val="id_ID" w:bidi="id_ID"/>
+        </w:rPr>
         <w:t>, di mana nama Allah dihujat karena Israel ditindas oleh bangsa-bangsa kafir. Di sini, Paulus menggunakan bagian tersebut untuk menunjukkan kegagalan orang Yahudi dalam memenuhi kewajiban-kewajiban mereka.</w:t>
       </w:r>
-      <w:r/>
-      <w:r/>
-    </w:p>
-    <w:p>
-      <w:r/>
+      <w:r>
+        <w:rPr>
+          <w:lang w:val="id_ID" w:bidi="id_ID"/>
+        </w:rPr>
+      </w:r>
+      <w:r>
+        <w:rPr>
+          <w:lang w:val="id_ID" w:bidi="id_ID"/>
+        </w:rPr>
+      </w:r>
+    </w:p>
+    <w:p>
+      <w:pPr/>
+      <w:r>
+        <w:rPr>
+          <w:lang w:val="id_ID" w:bidi="id_ID"/>
+        </w:rPr>
+      </w:r>
     </w:p>
     <w:p>
       <w:pPr>
         <w:pStyle w:val="Heading2"/>
       </w:pPr>
       <w:r>
+        <w:rPr>
+          <w:lang w:val="id_ID" w:bidi="id_ID"/>
+        </w:rPr>
         <w:t>Roma 2:25</w:t>
       </w:r>
-      <w:r/>
-    </w:p>
-    <w:p>
-      <w:r/>
-      <w:r>
+      <w:r>
+        <w:rPr>
+          <w:lang w:val="id_ID" w:bidi="id_ID"/>
+        </w:rPr>
+      </w:r>
+    </w:p>
+    <w:p>
+      <w:pPr/>
+      <w:r>
+        <w:rPr>
+          <w:lang w:val="id_ID" w:bidi="id_ID"/>
+        </w:rPr>
+      </w:r>
+      <w:r>
+        <w:rPr>
+          <w:lang w:val="id_ID" w:bidi="id_ID"/>
+        </w:rPr>
         <w:t>Allah menetapkan upacara sunat Yahudi sebagai tanda Perjanjian-Nya dengan Abraham; sunat ini harus dilakukan bagi setiap anak laki-laki Israel (</w:t>
       </w:r>
       <w:hyperlink r:id="rId123">
         <w:r>
           <w:rPr>
+            <w:lang w:val="id_ID" w:bidi="id_ID"/>
+          </w:rPr>
+          <w:rPr>
             <w:color w:val="0000EE"/>
             <w:u w:val="single"/>
           </w:rPr>
@@ -2535,11 +4518,17 @@
         </w:r>
       </w:hyperlink>
       <w:r>
+        <w:rPr>
+          <w:lang w:val="id_ID" w:bidi="id_ID"/>
+        </w:rPr>
         <w:t xml:space="preserve">; lihat </w:t>
       </w:r>
       <w:hyperlink r:id="rId124">
         <w:r>
           <w:rPr>
+            <w:lang w:val="id_ID" w:bidi="id_ID"/>
+          </w:rPr>
+          <w:rPr>
             <w:color w:val="0000EE"/>
             <w:u w:val="single"/>
           </w:rPr>
@@ -2547,54 +4536,119 @@
         </w:r>
       </w:hyperlink>
       <w:r>
+        <w:rPr>
+          <w:lang w:val="id_ID" w:bidi="id_ID"/>
+        </w:rPr>
         <w:t>). Oleh karena itu, sunat melambangkan Perjanjian Allah dengan orang-orang Israel. Upacara ini memperoleh makna lebih besar selama masa antar-perjanjian ketika raja bangsa asing, Antiokhus IV Epiphanes, berusaha menghapus kepercayaan Yahudi dengan melarang sunat dan praktik Yahudi lainnya. Orang Yahudi melawan dalam Pemberontakan Makabe yang terkenal (166–160 SM). Setelah mereka memulihkan penyembahan kepada Tuhan di Israel, orang Yahudi menganggap sunat sebagai tanda kesetiaan Yahudi yang sangat berharga di tengah budaya kafir.</w:t>
       </w:r>
-      <w:r/>
-      <w:r/>
-    </w:p>
-    <w:p>
-      <w:r/>
+      <w:r>
+        <w:rPr>
+          <w:lang w:val="id_ID" w:bidi="id_ID"/>
+        </w:rPr>
+      </w:r>
+      <w:r>
+        <w:rPr>
+          <w:lang w:val="id_ID" w:bidi="id_ID"/>
+        </w:rPr>
+      </w:r>
+    </w:p>
+    <w:p>
+      <w:pPr/>
+      <w:r>
+        <w:rPr>
+          <w:lang w:val="id_ID" w:bidi="id_ID"/>
+        </w:rPr>
+      </w:r>
     </w:p>
     <w:p>
       <w:pPr>
         <w:pStyle w:val="Heading2"/>
       </w:pPr>
       <w:r>
+        <w:rPr>
+          <w:lang w:val="id_ID" w:bidi="id_ID"/>
+        </w:rPr>
         <w:t>Roma 2:26</w:t>
       </w:r>
-      <w:r/>
-    </w:p>
-    <w:p>
-      <w:r/>
-      <w:r>
+      <w:r>
+        <w:rPr>
+          <w:lang w:val="id_ID" w:bidi="id_ID"/>
+        </w:rPr>
+      </w:r>
+    </w:p>
+    <w:p>
+      <w:pPr/>
+      <w:r>
+        <w:rPr>
+          <w:lang w:val="id_ID" w:bidi="id_ID"/>
+        </w:rPr>
+      </w:r>
+      <w:r>
+        <w:rPr>
+          <w:lang w:val="id_ID" w:bidi="id_ID"/>
+        </w:rPr>
         <w:t xml:space="preserve">tidakkah ia dianggap sama dengan orang yang telah disunat? </w:t>
       </w:r>
       <w:r>
+        <w:rPr>
+          <w:lang w:val="id_ID" w:bidi="id_ID"/>
+        </w:rPr>
         <w:t>Paulus mungkin berbicara tentang orang-orang Kristen non-Yahudi yang menjadi umat Allah karena mereka menaati hukum Allah, atau dia mungkin berbicara secara hipotetis tentang apa yang akan terjadi jika seorang non-Yahudi menaati hukum Allah dengan sempurna.</w:t>
       </w:r>
-      <w:r/>
-      <w:r/>
-    </w:p>
-    <w:p>
-      <w:r/>
+      <w:r>
+        <w:rPr>
+          <w:lang w:val="id_ID" w:bidi="id_ID"/>
+        </w:rPr>
+      </w:r>
+      <w:r>
+        <w:rPr>
+          <w:lang w:val="id_ID" w:bidi="id_ID"/>
+        </w:rPr>
+      </w:r>
+    </w:p>
+    <w:p>
+      <w:pPr/>
+      <w:r>
+        <w:rPr>
+          <w:lang w:val="id_ID" w:bidi="id_ID"/>
+        </w:rPr>
+      </w:r>
     </w:p>
     <w:p>
       <w:pPr>
         <w:pStyle w:val="Heading2"/>
       </w:pPr>
       <w:r>
+        <w:rPr>
+          <w:lang w:val="id_ID" w:bidi="id_ID"/>
+        </w:rPr>
         <w:t>Roma 2:29</w:t>
       </w:r>
-      <w:r/>
-    </w:p>
-    <w:p>
-      <w:r/>
-      <w:r>
+      <w:r>
+        <w:rPr>
+          <w:lang w:val="id_ID" w:bidi="id_ID"/>
+        </w:rPr>
+      </w:r>
+    </w:p>
+    <w:p>
+      <w:pPr/>
+      <w:r>
+        <w:rPr>
+          <w:lang w:val="id_ID" w:bidi="id_ID"/>
+        </w:rPr>
+      </w:r>
+      <w:r>
+        <w:rPr>
+          <w:lang w:val="id_ID" w:bidi="id_ID"/>
+        </w:rPr>
         <w:t xml:space="preserve">hukum secara harfiah merujuk pada hukum Allah yang tertulis di atas loh batu (lihat </w:t>
       </w:r>
       <w:hyperlink r:id="rId125">
         <w:r>
           <w:rPr>
+            <w:lang w:val="id_ID" w:bidi="id_ID"/>
+          </w:rPr>
+          <w:rPr>
             <w:color w:val="0000EE"/>
             <w:u w:val="single"/>
           </w:rPr>
@@ -2602,11 +4656,17 @@
         </w:r>
       </w:hyperlink>
       <w:r>
+        <w:rPr>
+          <w:lang w:val="id_ID" w:bidi="id_ID"/>
+        </w:rPr>
         <w:t>), sementara sekarang Roh Kudus menulis hukum-Nya di hati orang-orang (</w:t>
       </w:r>
       <w:hyperlink r:id="rId126">
         <w:r>
           <w:rPr>
+            <w:lang w:val="id_ID" w:bidi="id_ID"/>
+          </w:rPr>
+          <w:rPr>
             <w:color w:val="0000EE"/>
             <w:u w:val="single"/>
           </w:rPr>
@@ -2614,31 +4674,65 @@
         </w:r>
       </w:hyperlink>
       <w:r>
+        <w:rPr>
+          <w:lang w:val="id_ID" w:bidi="id_ID"/>
+        </w:rPr>
         <w:t>). Jadi, kepatuhan secara lahiriah dikontraskan dengan ketaatan yang didorong oleh perubahan hati.</w:t>
       </w:r>
-      <w:r/>
-      <w:r/>
-    </w:p>
-    <w:p>
-      <w:r/>
+      <w:r>
+        <w:rPr>
+          <w:lang w:val="id_ID" w:bidi="id_ID"/>
+        </w:rPr>
+      </w:r>
+      <w:r>
+        <w:rPr>
+          <w:lang w:val="id_ID" w:bidi="id_ID"/>
+        </w:rPr>
+      </w:r>
+    </w:p>
+    <w:p>
+      <w:pPr/>
+      <w:r>
+        <w:rPr>
+          <w:lang w:val="id_ID" w:bidi="id_ID"/>
+        </w:rPr>
+      </w:r>
     </w:p>
     <w:p>
       <w:pPr>
         <w:pStyle w:val="Heading2"/>
       </w:pPr>
       <w:r>
+        <w:rPr>
+          <w:lang w:val="id_ID" w:bidi="id_ID"/>
+        </w:rPr>
         <w:t>Roma 3:1</w:t>
       </w:r>
-      <w:r/>
-    </w:p>
-    <w:p>
-      <w:r/>
-      <w:r>
+      <w:r>
+        <w:rPr>
+          <w:lang w:val="id_ID" w:bidi="id_ID"/>
+        </w:rPr>
+      </w:r>
+    </w:p>
+    <w:p>
+      <w:pPr/>
+      <w:r>
+        <w:rPr>
+          <w:lang w:val="id_ID" w:bidi="id_ID"/>
+        </w:rPr>
+      </w:r>
+      <w:r>
+        <w:rPr>
+          <w:lang w:val="id_ID" w:bidi="id_ID"/>
+        </w:rPr>
         <w:t xml:space="preserve">Apakah kelebihan orang Yahudi? Paulus melanjutkan argumennya dengan mengajukan pertanyaan. Setelah memberitakan Kabar Baik selama lebih dari dua puluh tahun, dia tahu pertanyaan-pertanyaan apa yang akan diajukan orang-orang ketika mereka mendengar sebuah ajaran tertentu. Penekanannya pada kesetaraan orang Yahudi dan non-Yahudi di hadapan Allah (psl. </w:t>
       </w:r>
       <w:hyperlink r:id="rId127">
         <w:r>
           <w:rPr>
+            <w:lang w:val="id_ID" w:bidi="id_ID"/>
+          </w:rPr>
+          <w:rPr>
             <w:color w:val="0000EE"/>
             <w:u w:val="single"/>
           </w:rPr>
@@ -2646,25 +4740,46 @@
         </w:r>
       </w:hyperlink>
       <w:r>
+        <w:rPr>
+          <w:lang w:val="id_ID" w:bidi="id_ID"/>
+        </w:rPr>
         <w:t xml:space="preserve">) mau tidak mau pasti akan membuat orang-orang bertanya apakah dia menghilangkan semua hak istimewa Yahudi. Gaya tanya jawab ini mengikuti pola </w:t>
       </w:r>
       <w:r>
         <w:rPr>
           <w:i/>
+          <w:lang w:val="id_ID" w:bidi="id_ID"/>
         </w:rPr>
         <w:t xml:space="preserve">diatribe </w:t>
       </w:r>
       <w:r>
+        <w:rPr>
+          <w:lang w:val="id_ID" w:bidi="id_ID"/>
+        </w:rPr>
         <w:t xml:space="preserve">(lihat </w:t>
       </w:r>
       <w:r>
+        <w:rPr>
+          <w:lang w:val="id_ID" w:bidi="id_ID"/>
+        </w:rPr>
         <w:t>catatan studi pada Rm. 2:1–5</w:t>
       </w:r>
       <w:r>
+        <w:rPr>
+          <w:lang w:val="id_ID" w:bidi="id_ID"/>
+        </w:rPr>
         <w:t>).</w:t>
       </w:r>
-      <w:r/>
-      <w:r/>
+      <w:r>
+        <w:rPr>
+          <w:lang w:val="id_ID" w:bidi="id_ID"/>
+        </w:rPr>
+      </w:r>
+      <w:r>
+        <w:rPr>
+          <w:lang w:val="id_ID" w:bidi="id_ID"/>
+        </w:rPr>
+      </w:r>
     </w:p>
     <w:sectPr>
       <w:footnotePr>
@@ -4566,7 +6681,7 @@
     <w:rPrDefault>
       <w:rPr>
         <w:rFonts w:ascii="Times New Roman" w:eastAsia="Times New Roman" w:hAnsi="Times New Roman" w:cs="Times New Roman"/>
-        <w:lang w:val="en-US" w:eastAsia="en-US" w:bidi="ar-SA"/>
+        <w:lang w:val="id_ID" w:eastAsia="en-US" w:bidi="ar-SA"/>
       </w:rPr>
     </w:rPrDefault>
     <w:pPrDefault/>

--- a/ind/docx/45.content.docx
+++ b/ind/docx/45.content.docx
@@ -163,13 +163,6 @@
         <w:rPr>
           <w:lang w:val="id_ID" w:bidi="id_ID"/>
         </w:rPr>
-      </w:r>
-      <w:r>
-        <w:rPr>
-          <w:i/>
-          <w:lang w:val="id_ID" w:bidi="id_ID"/>
-        </w:rPr>
-        <w:t>Roma 1:1, Roma 1:1–17, Roma 1:3, Roma 1:3–4, Roma 1:4, Roma 1:5, Roma 1:7, Roma 1:9, Roma 1:11, Roma 1:13, Roma 1:14, Roma 1:16, Roma 1:17, Roma 1:18, Roma 1:18–3.20, Roma 1:21, Roma 1:24, Roma 1:26, Roma 1:27, Roma 1:28, Roma 1:29–31, Roma 1:32, Roma 2:1–5, Roma 2:4, Roma 2:6–11, Roma 2:7, Roma 2:8, Roma 2:12, Roma 2:13, Roma 2:14–15, Roma 2:16, Roma 2:17–20, Roma 2:21–22, Roma 2:22, Roma 2:24, Roma 2:25, Roma 2:26, Roma 2:29, Roma 3:1, Roma 3:2, Roma 3:4, Roma 3:5–7, Roma 3:8, Roma 3:9, Roma 3:10–12, Roma 3:10–18, Roma 3:13–14, Roma 3:15–17, Roma 3:18, Roma 3:19, Roma 3:20, Roma 3:21–22, Roma 3:21–4:25, Roma 3:24, Roma 3:25, Roma 3:29–30, Roma 3:31, Roma 4:1, Roma 4:3, Roma 4:4–5, Roma 4:7–8, Roma 4:10, Roma 4:11–12, Roma 4:13, Roma 4:14, Roma 4:15, Roma 4:16, Roma 4:24, Roma 5:1, Roma 5:1–8.39, Roma 5:2, Roma 5:3–4, Roma 5:5, Roma 5:6, Roma 5:9, Roma 5:10, Roma 5:12, Roma 5:13–14, Roma 5:15, Roma 5:17, Roma 5:18, Roma 5:20, Roma 6:1, Roma 6:2, Roma 6:3, Roma 6:4, Roma 6:6, Roma 6:8, Roma 6:10, Roma 6:14, Roma 6:15, Roma 6:16, Roma 6:19, Roma 6:20, Roma 6:21, Roma 7:1, Roma 7:2–3, Roma 7:4, Roma 7:5, Roma 7:6, Roma 7:7–25, Roma 7:8, Roma 7:9, Roma 7:10, Roma 7:11, Roma 7:17, Roma 7:18, Roma 7:21, Roma 7:22, Roma 7:23, Roma 7:24, Roma 8:1, Roma 8:2, Roma 8:3, Roma 8:4, Roma 8:5, Roma 8:6, Roma 8:9, Roma 8:10, Roma 8:11, Roma 8:13, Roma 8:14, Roma 8:15, Roma 8:17, Roma 8:19–21, Roma 8:22, Roma 8:23, Roma 8:26, Roma 8:30, Roma 8:31, Roma 8:32, Roma 9:1–11.36, Roma 9:2–3, Roma 9:3, Roma 9:4, Roma 9:5, Roma 9:6, Roma 9:7, Roma 9:10–11, Roma 9:12, Roma 9:13, Roma 9:14–16, Roma 9:15, Roma 9:17, Roma 9:18, Roma 9:20–21, Roma 9:24–26, Roma 9:27–28, Roma 9:29, Roma 9:31, Roma 9:32–33, Roma 9:33, Roma 10:2, Roma 10:3, Roma 10:4, Roma 10:5, Roma 10:6–8, Roma 10:13, Roma 10:14, Roma 10:18, Roma 10:19, Roma 10:20, Roma 11:2, Roma 11:5, Roma 11:7–8, Roma 11:11, Roma 11:13–14, Roma 11:15, Roma 11:16, Roma 11:17–24, Roma 11:18, Roma 11:20, Roma 11:22, Roma 11:24, Roma 11:25, Roma 11:26–27, Roma 11:32, Roma 11:36, Roma 12:1, Roma 12:1–15.13, Roma 12:2, Roma 12:3, Roma 12:4–5, Roma 12:6, Roma 12:7, Roma 12:8, Roma 12:9–21, Roma 12:10, Roma 12:11, Roma 12:12, Roma 12:13, Roma 12:14, Roma 12:16, Roma 12:18, Roma 12:20–21, Roma 13:1–2, Roma 13:3, Roma 13:4, Roma 13:5, Roma 13:6, Roma 13:8, Roma 13:8–10, Roma 13:11, Roma 13:12–13, Roma 14:1, Roma 14:1–15.7, Roma 14:2, Roma 14:3–4, Roma 14:5, Roma 14:7, Roma 14:9, Roma 14:10, Roma 14:11, Roma 14:13, Roma 14:14, Roma 14:15, Roma 14:20, Roma 14:21, Roma 14:22, Roma 14:23, Roma 15:1–4, Roma 15:2, Roma 15:3, Roma 15:4, Roma 15:5–6, Roma 15:7, Roma 15:8–9, Roma 15:9–12, Roma 15:14, Roma 15:14–16.27, Roma 15:15–16, Roma 15:16, Roma 15:19, Roma 15:24, Roma 15:25–28, Roma 15:26, Roma 15:27, Roma 15:31, Roma 15:33, Roma 16:1, Roma 16:1–16, Roma 16:2, Roma 16:3, Roma 16:3–16, Roma 16:5, Roma 16:7, Roma 16:10, Roma 16:13, Roma 16:16, Roma 16:17, Roma 16:20, Roma 16:21, Roma 16:22, Roma 16:23, Roma 16:25, Roma 16:25–27, Roma 16:26</w:t>
       </w:r>
       <w:r>
         <w:rPr>

--- a/ind/docx/45.content.docx
+++ b/ind/docx/45.content.docx
@@ -150,19 +150,6 @@
           <w:lang w:val="id_ID" w:bidi="id_ID"/>
         </w:rPr>
         <w:t>ROM</w:t>
-      </w:r>
-      <w:r>
-        <w:rPr>
-          <w:lang w:val="id_ID" w:bidi="id_ID"/>
-        </w:rPr>
-      </w:r>
-    </w:p>
-    <w:p>
-      <w:pPr/>
-      <w:r>
-        <w:rPr>
-          <w:lang w:val="id_ID" w:bidi="id_ID"/>
-        </w:rPr>
       </w:r>
       <w:r>
         <w:rPr>

--- a/ind/docx/45.content.docx
+++ b/ind/docx/45.content.docx
@@ -19,7 +19,7 @@
         <w:rPr>
           <w:lang w:val="id_ID" w:bidi="id_ID"/>
         </w:rPr>
-        <w:t>Resource: Catatan Studi (Tyndale)</w:t>
+        <w:t>Resource: Tyndale Open Study Notes</w:t>
       </w:r>
       <w:r>
         <w:rPr>
@@ -112,7 +112,7 @@
         <w:rPr>
           <w:lang w:val="id_ID" w:bidi="id_ID"/>
         </w:rPr>
-        <w:t>Catatan Studi (Tyndale)</w:t>
+        <w:t>Tyndale Open Study Notes</w:t>
       </w:r>
     </w:p>
     <w:p>

--- a/ind/docx/45.content.docx
+++ b/ind/docx/45.content.docx
@@ -19,7 +19,7 @@
         <w:rPr>
           <w:lang w:val="id_ID" w:bidi="id_ID"/>
         </w:rPr>
-        <w:t>Resource: Tyndale Open Study Notes</w:t>
+        <w:t>Resource: Aquifer Open Study Notes</w:t>
       </w:r>
       <w:r>
         <w:rPr>
@@ -112,7 +112,7 @@
         <w:rPr>
           <w:lang w:val="id_ID" w:bidi="id_ID"/>
         </w:rPr>
-        <w:t>Tyndale Open Study Notes</w:t>
+        <w:t>Aquifer Open Study Notes</w:t>
       </w:r>
     </w:p>
     <w:p>
